--- a/Project Documents/4.Learnings & Reflections.docx
+++ b/Project Documents/4.Learnings & Reflections.docx
@@ -1,527 +1,454 @@
 
 <file path=word/document.xml><?xml version="1.0" encoding="utf-8"?>
-<w:document xmlns:wpc="http://schemas.microsoft.com/office/word/2010/wordprocessingCanvas" xmlns:mc="http://schemas.openxmlformats.org/markup-compatibility/2006" xmlns:o="urn:schemas-microsoft-com:office:office" xmlns:r="http://schemas.openxmlformats.org/officeDocument/2006/relationships" xmlns:m="http://schemas.openxmlformats.org/officeDocument/2006/math" xmlns:v="urn:schemas-microsoft-com:vml" xmlns:wp14="http://schemas.microsoft.com/office/word/2010/wordprocessingDrawing" xmlns:wp="http://schemas.openxmlformats.org/drawingml/2006/wordprocessingDrawing" xmlns:w10="urn:schemas-microsoft-com:office:word" xmlns:w="http://schemas.openxmlformats.org/wordprocessingml/2006/main" xmlns:w14="http://schemas.microsoft.com/office/word/2010/wordml" xmlns:w15="http://schemas.microsoft.com/office/word/2012/wordml" xmlns:wpg="http://schemas.microsoft.com/office/word/2010/wordprocessingGroup" xmlns:wpi="http://schemas.microsoft.com/office/word/2010/wordprocessingInk" xmlns:wne="http://schemas.microsoft.com/office/word/2006/wordml" xmlns:wps="http://schemas.microsoft.com/office/word/2010/wordprocessingShape" xmlns:w16se="http://schemas.microsoft.com/office/word/2015/wordml/symex" xmlns:w16cid="http://schemas.microsoft.com/office/word/2016/wordml/cid" xmlns:w16="http://schemas.microsoft.com/office/word/2018/wordml" xmlns:w16cex="http://schemas.microsoft.com/office/word/2018/wordml/cex" xmlns:w16sdtdh="http://schemas.microsoft.com/office/word/2020/wordml/sdtdatahash" xmlns:w16sdtfl="http://schemas.microsoft.com/office/word/2024/wordml/sdtformatlock" mc:Ignorable="w14 w15 wp14 w16se w16cid w16 w16cex w16sdtdh w16sdtfl">
+<w:document xmlns:wpc="http://schemas.microsoft.com/office/word/2010/wordprocessingCanvas" xmlns:cx="http://schemas.microsoft.com/office/drawing/2014/chartex" xmlns:cx1="http://schemas.microsoft.com/office/drawing/2015/9/8/chartex" xmlns:cx2="http://schemas.microsoft.com/office/drawing/2015/10/21/chartex" xmlns:cx3="http://schemas.microsoft.com/office/drawing/2016/5/9/chartex" xmlns:cx4="http://schemas.microsoft.com/office/drawing/2016/5/10/chartex" xmlns:cx5="http://schemas.microsoft.com/office/drawing/2016/5/11/chartex" xmlns:cx6="http://schemas.microsoft.com/office/drawing/2016/5/12/chartex" xmlns:cx7="http://schemas.microsoft.com/office/drawing/2016/5/13/chartex" xmlns:cx8="http://schemas.microsoft.com/office/drawing/2016/5/14/chartex" xmlns:mc="http://schemas.openxmlformats.org/markup-compatibility/2006" xmlns:aink="http://schemas.microsoft.com/office/drawing/2016/ink" xmlns:am3d="http://schemas.microsoft.com/office/drawing/2017/model3d" xmlns:o="urn:schemas-microsoft-com:office:office" xmlns:oel="http://schemas.microsoft.com/office/2019/extlst" xmlns:r="http://schemas.openxmlformats.org/officeDocument/2006/relationships" xmlns:m="http://schemas.openxmlformats.org/officeDocument/2006/math" xmlns:v="urn:schemas-microsoft-com:vml" xmlns:wp14="http://schemas.microsoft.com/office/word/2010/wordprocessingDrawing" xmlns:wp="http://schemas.openxmlformats.org/drawingml/2006/wordprocessingDrawing" xmlns:w10="urn:schemas-microsoft-com:office:word" xmlns:w="http://schemas.openxmlformats.org/wordprocessingml/2006/main" xmlns:w14="http://schemas.microsoft.com/office/word/2010/wordml" xmlns:w15="http://schemas.microsoft.com/office/word/2012/wordml" xmlns:w16cex="http://schemas.microsoft.com/office/word/2018/wordml/cex" xmlns:w16cid="http://schemas.microsoft.com/office/word/2016/wordml/cid" xmlns:w16="http://schemas.microsoft.com/office/word/2018/wordml" xmlns:w16du="http://schemas.microsoft.com/office/word/2023/wordml/word16du" xmlns:w16sdtdh="http://schemas.microsoft.com/office/word/2020/wordml/sdtdatahash" xmlns:w16sdtfl="http://schemas.microsoft.com/office/word/2024/wordml/sdtformatlock" xmlns:w16se="http://schemas.microsoft.com/office/word/2015/wordml/symex" xmlns:wpg="http://schemas.microsoft.com/office/word/2010/wordprocessingGroup" xmlns:wpi="http://schemas.microsoft.com/office/word/2010/wordprocessingInk" xmlns:wne="http://schemas.microsoft.com/office/word/2006/wordml" xmlns:wps="http://schemas.microsoft.com/office/word/2010/wordprocessingShape" mc:Ignorable="w14 w15 w16se w16cid w16 w16cex w16sdtdh w16sdtfl w16du wp14">
   <w:body>
-    <w:p xmlns:wp14="http://schemas.microsoft.com/office/word/2010/wordml" wp14:paraId="221F2F2C" wp14:textId="7EF4F71E">
-      <w:pPr>
-        <w:pStyle w:val="Heading1"/>
-        <w:spacing w:before="322" w:beforeAutospacing="off" w:after="322" w:afterAutospacing="off"/>
-      </w:pPr>
-      <w:r>
-        <w:rPr>
-          <w:rFonts w:ascii="Aptos Display" w:hAnsi="Aptos Display" w:eastAsia="Aptos Display" w:cs="Aptos Display"/>
-          <w:b w:val="1"/>
-          <w:bCs w:val="1"/>
-          <w:noProof w:val="0"/>
-          <w:sz w:val="48"/>
-          <w:szCs w:val="48"/>
-          <w:lang w:val="en-US"/>
-        </w:rPr>
-        <w:t>Learnings &amp; Reflections Document</w:t>
+    <w:p>
+      <w:pPr>
+        <w:rPr>
+          <w:lang w:val="en-IN"/>
+        </w:rPr>
+      </w:pPr>
+      <w:r>
+        <w:rPr>
+          <w:b/>
+          <w:bCs/>
+          <w:lang w:val="en-IN"/>
+        </w:rPr>
+        <w:t>How did the team work together?</w:t>
+      </w:r>
+      <w:r>
+        <w:rPr>
+          <w:lang w:val="en-IN"/>
+        </w:rPr>
+        <w:t xml:space="preserve"> We worked well when brainstorming and dividing up the initial work, but we hit some frustrating bottlenecks when it came to actually executing the physical build and electronics.</w:t>
       </w:r>
     </w:p>
-    <w:p xmlns:wp14="http://schemas.microsoft.com/office/word/2010/wordml" wp14:paraId="13231CAE" wp14:textId="0B934511">
-      <w:pPr>
-        <w:pStyle w:val="Heading3"/>
-        <w:spacing w:before="281" w:beforeAutospacing="off" w:after="281" w:afterAutospacing="off"/>
-      </w:pPr>
-      <w:r>
-        <w:rPr>
-          <w:rFonts w:ascii="Aptos Display" w:hAnsi="Aptos Display" w:eastAsia="Aptos Display" w:cs="Aptos Display"/>
-          <w:b w:val="1"/>
-          <w:bCs w:val="1"/>
-          <w:noProof w:val="0"/>
-          <w:sz w:val="28"/>
-          <w:szCs w:val="28"/>
-          <w:lang w:val="en-US"/>
-        </w:rPr>
-        <w:t>1. Team Reflection</w:t>
+    <w:p>
+      <w:pPr>
+        <w:rPr>
+          <w:lang w:val="en-IN"/>
+        </w:rPr>
+      </w:pPr>
+      <w:r>
+        <w:rPr>
+          <w:b/>
+          <w:bCs/>
+          <w:lang w:val="en-IN"/>
+        </w:rPr>
+        <w:t>What worked well?</w:t>
+      </w:r>
+      <w:r>
+        <w:rPr>
+          <w:lang w:val="en-IN"/>
+        </w:rPr>
+        <w:t xml:space="preserve"> Splitting the software (</w:t>
+      </w:r>
+      <w:proofErr w:type="spellStart"/>
+      <w:r>
+        <w:rPr>
+          <w:lang w:val="en-IN"/>
+        </w:rPr>
+        <w:t>MicroPython</w:t>
+      </w:r>
+      <w:proofErr w:type="spellEnd"/>
+      <w:r>
+        <w:rPr>
+          <w:lang w:val="en-IN"/>
+        </w:rPr>
+        <w:t xml:space="preserve"> code) and the electronic wiring into separate tasks initially seemed like a good idea to cover more ground. It allowed us to focus on our respective areas before trying to integrate them.</w:t>
       </w:r>
     </w:p>
-    <w:p xmlns:wp14="http://schemas.microsoft.com/office/word/2010/wordml" wp14:paraId="5BB6E7F9" wp14:textId="3A4FC317">
-      <w:pPr>
-        <w:pStyle w:val="ListParagraph"/>
-        <w:numPr>
-          <w:ilvl w:val="0"/>
-          <w:numId w:val="1"/>
-        </w:numPr>
-        <w:spacing w:before="0" w:beforeAutospacing="off" w:after="0" w:afterAutospacing="off"/>
-        <w:rPr>
-          <w:rFonts w:ascii="Aptos Display" w:hAnsi="Aptos Display" w:eastAsia="Aptos Display" w:cs="Aptos Display"/>
-          <w:i w:val="1"/>
-          <w:iCs w:val="1"/>
-          <w:noProof w:val="0"/>
-          <w:color w:val="7F7F7F" w:themeColor="text1" w:themeTint="80" w:themeShade="FF"/>
-          <w:sz w:val="24"/>
-          <w:szCs w:val="24"/>
-          <w:lang w:val="en-US"/>
-        </w:rPr>
-      </w:pPr>
-      <w:r>
-        <w:rPr>
-          <w:rFonts w:ascii="Aptos Display" w:hAnsi="Aptos Display" w:eastAsia="Aptos Display" w:cs="Aptos Display"/>
-          <w:i w:val="1"/>
-          <w:iCs w:val="1"/>
-          <w:noProof w:val="0"/>
-          <w:color w:val="7F7F7F" w:themeColor="text1" w:themeTint="80" w:themeShade="FF"/>
-          <w:sz w:val="24"/>
-          <w:szCs w:val="24"/>
-          <w:lang w:val="en-US"/>
-        </w:rPr>
-        <w:t xml:space="preserve">How did the team work together? </w:t>
+    <w:p>
+      <w:pPr>
+        <w:rPr>
+          <w:lang w:val="en-IN"/>
+        </w:rPr>
+      </w:pPr>
+      <w:r>
+        <w:rPr>
+          <w:lang w:val="en-IN"/>
+        </w:rPr>
+        <w:t xml:space="preserve"> </w:t>
+      </w:r>
+      <w:r>
+        <w:rPr>
+          <w:b/>
+          <w:bCs/>
+          <w:lang w:val="en-IN"/>
+        </w:rPr>
+        <w:t>What could be improved?</w:t>
+      </w:r>
+      <w:r>
+        <w:rPr>
+          <w:lang w:val="en-IN"/>
+        </w:rPr>
+        <w:t xml:space="preserve"> We need to balance our tasks better based on experience and improve our quality control. For example, we experienced significant delays during the circuit wiring phase. The teammate who took on this task was really eager to get it done, but because she was still building her foundational skills, she tended to rush into the physical wiring without fully thinking through the schematics first. This fast-paced approach led to a few basic connection errors. While her enthusiasm was appreciated, it meant we had to spend a lot of unexpected time backtracking, debugging, and rewiring the board, which pushed our timeline back. In the future, we need to make sure we slow down, double-check our plans before plugging things in, and perhaps pair up on tasks where someone might need a bit more guidance.</w:t>
+      </w:r>
+      <w:r>
+        <w:rPr>
+          <w:lang w:val="en-IN"/>
+        </w:rPr>
+        <w:br/>
+      </w:r>
+      <w:r>
+        <w:rPr>
+          <w:lang w:val="en-IN"/>
+        </w:rPr>
+        <w:br/>
+      </w:r>
+      <w:r>
+        <w:rPr>
+          <w:lang w:val="en-IN"/>
+        </w:rPr>
+        <w:br/>
+      </w:r>
+      <w:r>
+        <w:rPr>
+          <w:b/>
+          <w:bCs/>
+          <w:lang w:val="en-IN"/>
+        </w:rPr>
+        <w:t>2. Technical Reflection</w:t>
       </w:r>
     </w:p>
-    <w:p xmlns:wp14="http://schemas.microsoft.com/office/word/2010/wordml" wp14:paraId="4D748438" wp14:textId="4F083ABB">
-      <w:pPr>
-        <w:pStyle w:val="ListParagraph"/>
-        <w:numPr>
-          <w:ilvl w:val="0"/>
-          <w:numId w:val="1"/>
-        </w:numPr>
-        <w:spacing w:before="0" w:beforeAutospacing="off" w:after="0" w:afterAutospacing="off"/>
-        <w:rPr>
-          <w:rFonts w:ascii="Aptos Display" w:hAnsi="Aptos Display" w:eastAsia="Aptos Display" w:cs="Aptos Display"/>
-          <w:i w:val="1"/>
-          <w:iCs w:val="1"/>
-          <w:noProof w:val="0"/>
-          <w:color w:val="7F7F7F" w:themeColor="text1" w:themeTint="80" w:themeShade="FF"/>
-          <w:sz w:val="24"/>
-          <w:szCs w:val="24"/>
-          <w:lang w:val="en-US"/>
-        </w:rPr>
-      </w:pPr>
-      <w:r>
-        <w:rPr>
-          <w:rFonts w:ascii="Aptos Display" w:hAnsi="Aptos Display" w:eastAsia="Aptos Display" w:cs="Aptos Display"/>
-          <w:i w:val="1"/>
-          <w:iCs w:val="1"/>
-          <w:noProof w:val="0"/>
-          <w:color w:val="7F7F7F" w:themeColor="text1" w:themeTint="80" w:themeShade="FF"/>
-          <w:sz w:val="24"/>
-          <w:szCs w:val="24"/>
-          <w:lang w:val="en-US"/>
-        </w:rPr>
-        <w:t xml:space="preserve">What worked well? </w:t>
+    <w:p>
+      <w:pPr>
+        <w:rPr>
+          <w:lang w:val="en-IN"/>
+        </w:rPr>
+      </w:pPr>
+      <w:proofErr w:type="spellStart"/>
+      <w:r>
+        <w:rPr>
+          <w:b/>
+          <w:bCs/>
+          <w:lang w:val="en-IN"/>
+        </w:rPr>
+        <w:t>Key</w:t>
+      </w:r>
+      <w:proofErr w:type="spellEnd"/>
+      <w:r>
+        <w:rPr>
+          <w:b/>
+          <w:bCs/>
+          <w:lang w:val="en-IN"/>
+        </w:rPr>
+        <w:t xml:space="preserve"> technical challenges:</w:t>
+      </w:r>
+      <w:r>
+        <w:rPr>
+          <w:lang w:val="en-IN"/>
+        </w:rPr>
+        <w:t xml:space="preserve"> The absolute biggest challenge was the mechanical assembly. Translating the theory of a </w:t>
+      </w:r>
+      <w:proofErr w:type="spellStart"/>
+      <w:r>
+        <w:rPr>
+          <w:lang w:val="en-IN"/>
+        </w:rPr>
+        <w:t>CoreXY</w:t>
+      </w:r>
+      <w:proofErr w:type="spellEnd"/>
+      <w:r>
+        <w:rPr>
+          <w:lang w:val="en-IN"/>
+        </w:rPr>
+        <w:t xml:space="preserve"> system into a physical, working model proved incredibly difficult. Getting the belts tensioned properly without bending the 3D-printed mounts, and stopping the pulleys from slipping on the motor shafts, were major roadblocks.</w:t>
       </w:r>
     </w:p>
-    <w:p xmlns:wp14="http://schemas.microsoft.com/office/word/2010/wordml" wp14:paraId="14E6A2DC" wp14:textId="7AFCFC3E">
-      <w:pPr>
-        <w:pStyle w:val="ListParagraph"/>
-        <w:numPr>
-          <w:ilvl w:val="0"/>
-          <w:numId w:val="1"/>
-        </w:numPr>
-        <w:spacing w:before="0" w:beforeAutospacing="off" w:after="0" w:afterAutospacing="off"/>
-        <w:rPr>
-          <w:rFonts w:ascii="Aptos Display" w:hAnsi="Aptos Display" w:eastAsia="Aptos Display" w:cs="Aptos Display"/>
-          <w:i w:val="1"/>
-          <w:iCs w:val="1"/>
-          <w:noProof w:val="0"/>
-          <w:color w:val="7F7F7F" w:themeColor="text1" w:themeTint="80" w:themeShade="FF"/>
-          <w:sz w:val="24"/>
-          <w:szCs w:val="24"/>
-          <w:lang w:val="en-US"/>
-        </w:rPr>
-      </w:pPr>
-      <w:r>
-        <w:rPr>
-          <w:rFonts w:ascii="Aptos Display" w:hAnsi="Aptos Display" w:eastAsia="Aptos Display" w:cs="Aptos Display"/>
-          <w:i w:val="1"/>
-          <w:iCs w:val="1"/>
-          <w:noProof w:val="0"/>
-          <w:color w:val="7F7F7F" w:themeColor="text1" w:themeTint="80" w:themeShade="FF"/>
-          <w:sz w:val="24"/>
-          <w:szCs w:val="24"/>
-          <w:lang w:val="en-US"/>
-        </w:rPr>
-        <w:t xml:space="preserve">What could be improved? </w:t>
+    <w:p>
+      <w:pPr>
+        <w:rPr>
+          <w:lang w:val="en-IN"/>
+        </w:rPr>
+      </w:pPr>
+      <w:r>
+        <w:rPr>
+          <w:b/>
+          <w:bCs/>
+          <w:lang w:val="en-IN"/>
+        </w:rPr>
+        <w:t>What did you learn (hardware/software)?</w:t>
+      </w:r>
+      <w:r>
+        <w:rPr>
+          <w:lang w:val="en-IN"/>
+        </w:rPr>
+        <w:t xml:space="preserve"> On the software side, we successfully learned how to use an ESP32 and </w:t>
+      </w:r>
+      <w:proofErr w:type="spellStart"/>
+      <w:r>
+        <w:rPr>
+          <w:lang w:val="en-IN"/>
+        </w:rPr>
+        <w:t>MicroPython</w:t>
+      </w:r>
+      <w:proofErr w:type="spellEnd"/>
+      <w:r>
+        <w:rPr>
+          <w:lang w:val="en-IN"/>
+        </w:rPr>
+        <w:t xml:space="preserve"> to control multiple DC motors simultaneously using PWM signals. On the hardware side, we learned that mechanical systems require absolute precision—even a </w:t>
+      </w:r>
+      <w:proofErr w:type="spellStart"/>
+      <w:r>
+        <w:rPr>
+          <w:lang w:val="en-IN"/>
+        </w:rPr>
+        <w:t>millimeter</w:t>
+      </w:r>
+      <w:proofErr w:type="spellEnd"/>
+      <w:r>
+        <w:rPr>
+          <w:lang w:val="en-IN"/>
+        </w:rPr>
+        <w:t xml:space="preserve"> off in a 3D print or a slightly loose belt can cause an entire system to fail.</w:t>
       </w:r>
     </w:p>
-    <w:p xmlns:wp14="http://schemas.microsoft.com/office/word/2010/wordml" wp14:paraId="0F138227" wp14:textId="181EE4F8"/>
-    <w:p xmlns:wp14="http://schemas.microsoft.com/office/word/2010/wordml" wp14:paraId="1AC579B6" wp14:textId="1EAC1F09">
-      <w:pPr>
-        <w:pStyle w:val="Heading3"/>
-        <w:spacing w:before="281" w:beforeAutospacing="off" w:after="281" w:afterAutospacing="off"/>
-      </w:pPr>
-      <w:r>
-        <w:rPr>
-          <w:rFonts w:ascii="Aptos Display" w:hAnsi="Aptos Display" w:eastAsia="Aptos Display" w:cs="Aptos Display"/>
-          <w:b w:val="1"/>
-          <w:bCs w:val="1"/>
-          <w:noProof w:val="0"/>
-          <w:sz w:val="28"/>
-          <w:szCs w:val="28"/>
-          <w:lang w:val="en-US"/>
-        </w:rPr>
-        <w:t>2. Technical Reflection</w:t>
+    <w:p>
+      <w:pPr>
+        <w:rPr>
+          <w:lang w:val="en-IN"/>
+        </w:rPr>
+      </w:pPr>
+      <w:r>
+        <w:rPr>
+          <w:b/>
+          <w:bCs/>
+          <w:lang w:val="en-IN"/>
+        </w:rPr>
+        <w:t>Mistakes &amp; debugging experiences:</w:t>
+      </w:r>
+      <w:r>
+        <w:rPr>
+          <w:lang w:val="en-IN"/>
+        </w:rPr>
+        <w:t xml:space="preserve"> We made a massive mistake assuming standard round motor shafts would hold the pulleys tightly under load. We also mistakenly thought a small servo motor would have enough torque for the claw, and had to hastily debug that by swapping it for a DC motor mid-project.</w:t>
       </w:r>
     </w:p>
-    <w:p xmlns:wp14="http://schemas.microsoft.com/office/word/2010/wordml" wp14:paraId="66BCEF20" wp14:textId="766054F5">
-      <w:pPr>
-        <w:pStyle w:val="ListParagraph"/>
-        <w:numPr>
-          <w:ilvl w:val="0"/>
-          <w:numId w:val="2"/>
-        </w:numPr>
-        <w:spacing w:before="0" w:beforeAutospacing="off" w:after="0" w:afterAutospacing="off"/>
-        <w:rPr>
-          <w:rFonts w:ascii="Aptos Display" w:hAnsi="Aptos Display" w:eastAsia="Aptos Display" w:cs="Aptos Display"/>
-          <w:i w:val="1"/>
-          <w:iCs w:val="1"/>
-          <w:noProof w:val="0"/>
-          <w:color w:val="7F7F7F" w:themeColor="text1" w:themeTint="80" w:themeShade="FF"/>
-          <w:sz w:val="24"/>
-          <w:szCs w:val="24"/>
-          <w:lang w:val="en-US"/>
-        </w:rPr>
-      </w:pPr>
-      <w:r>
-        <w:rPr>
-          <w:rFonts w:ascii="Aptos Display" w:hAnsi="Aptos Display" w:eastAsia="Aptos Display" w:cs="Aptos Display"/>
-          <w:i w:val="1"/>
-          <w:iCs w:val="1"/>
-          <w:noProof w:val="0"/>
-          <w:color w:val="7F7F7F" w:themeColor="text1" w:themeTint="80" w:themeShade="FF"/>
-          <w:sz w:val="24"/>
-          <w:szCs w:val="24"/>
-          <w:lang w:val="en-US"/>
-        </w:rPr>
-        <w:t xml:space="preserve">Key technical challenges </w:t>
+    <w:p>
+      <w:pPr>
+        <w:rPr>
+          <w:lang w:val="en-IN"/>
+        </w:rPr>
+      </w:pPr>
+      <w:r>
+        <w:rPr>
+          <w:b/>
+          <w:bCs/>
+          <w:lang w:val="en-IN"/>
+        </w:rPr>
+        <w:t>3. Design Reflection</w:t>
       </w:r>
     </w:p>
-    <w:p xmlns:wp14="http://schemas.microsoft.com/office/word/2010/wordml" wp14:paraId="05EAECFD" wp14:textId="198DBDE9">
-      <w:pPr>
-        <w:pStyle w:val="ListParagraph"/>
-        <w:numPr>
-          <w:ilvl w:val="0"/>
-          <w:numId w:val="2"/>
-        </w:numPr>
-        <w:spacing w:before="0" w:beforeAutospacing="off" w:after="0" w:afterAutospacing="off"/>
-        <w:rPr>
-          <w:rFonts w:ascii="Aptos Display" w:hAnsi="Aptos Display" w:eastAsia="Aptos Display" w:cs="Aptos Display"/>
-          <w:i w:val="1"/>
-          <w:iCs w:val="1"/>
-          <w:noProof w:val="0"/>
-          <w:color w:val="7F7F7F" w:themeColor="text1" w:themeTint="80" w:themeShade="FF"/>
-          <w:sz w:val="24"/>
-          <w:szCs w:val="24"/>
-          <w:lang w:val="en-US"/>
-        </w:rPr>
-      </w:pPr>
-      <w:r>
-        <w:rPr>
-          <w:rFonts w:ascii="Aptos Display" w:hAnsi="Aptos Display" w:eastAsia="Aptos Display" w:cs="Aptos Display"/>
-          <w:i w:val="1"/>
-          <w:iCs w:val="1"/>
-          <w:noProof w:val="0"/>
-          <w:color w:val="7F7F7F" w:themeColor="text1" w:themeTint="80" w:themeShade="FF"/>
-          <w:sz w:val="24"/>
-          <w:szCs w:val="24"/>
-          <w:lang w:val="en-US"/>
-        </w:rPr>
-        <w:t xml:space="preserve">What did you learn (hardware/software)? </w:t>
+    <w:p>
+      <w:pPr>
+        <w:rPr>
+          <w:lang w:val="en-IN"/>
+        </w:rPr>
+      </w:pPr>
+      <w:proofErr w:type="spellStart"/>
+      <w:r>
+        <w:rPr>
+          <w:b/>
+          <w:bCs/>
+          <w:lang w:val="en-IN"/>
+        </w:rPr>
+        <w:t>Did</w:t>
+      </w:r>
+      <w:proofErr w:type="spellEnd"/>
+      <w:r>
+        <w:rPr>
+          <w:b/>
+          <w:bCs/>
+          <w:lang w:val="en-IN"/>
+        </w:rPr>
+        <w:t xml:space="preserve"> the experience </w:t>
+      </w:r>
+      <w:proofErr w:type="gramStart"/>
+      <w:r>
+        <w:rPr>
+          <w:b/>
+          <w:bCs/>
+          <w:lang w:val="en-IN"/>
+        </w:rPr>
+        <w:t>match</w:t>
+      </w:r>
+      <w:proofErr w:type="gramEnd"/>
+      <w:r>
+        <w:rPr>
+          <w:b/>
+          <w:bCs/>
+          <w:lang w:val="en-IN"/>
+        </w:rPr>
+        <w:t xml:space="preserve"> your intention?</w:t>
+      </w:r>
+      <w:r>
+        <w:rPr>
+          <w:lang w:val="en-IN"/>
+        </w:rPr>
+        <w:t xml:space="preserve"> No. Our intention was to create a fully playable, smooth arcade experience. Because the main carriage jammed and the belts failed, the final experience was just a stationary frame where the claw had to be operated by hand.</w:t>
       </w:r>
     </w:p>
-    <w:p xmlns:wp14="http://schemas.microsoft.com/office/word/2010/wordml" wp14:paraId="364EC0FA" wp14:textId="415810EB">
-      <w:pPr>
-        <w:pStyle w:val="ListParagraph"/>
-        <w:numPr>
-          <w:ilvl w:val="0"/>
-          <w:numId w:val="2"/>
-        </w:numPr>
-        <w:spacing w:before="0" w:beforeAutospacing="off" w:after="0" w:afterAutospacing="off"/>
-        <w:rPr>
-          <w:rFonts w:ascii="Aptos Display" w:hAnsi="Aptos Display" w:eastAsia="Aptos Display" w:cs="Aptos Display"/>
-          <w:i w:val="1"/>
-          <w:iCs w:val="1"/>
-          <w:noProof w:val="0"/>
-          <w:color w:val="7F7F7F" w:themeColor="text1" w:themeTint="80" w:themeShade="FF"/>
-          <w:sz w:val="24"/>
-          <w:szCs w:val="24"/>
-          <w:lang w:val="en-US"/>
-        </w:rPr>
-      </w:pPr>
-      <w:r>
-        <w:rPr>
-          <w:rFonts w:ascii="Aptos Display" w:hAnsi="Aptos Display" w:eastAsia="Aptos Display" w:cs="Aptos Display"/>
-          <w:i w:val="1"/>
-          <w:iCs w:val="1"/>
-          <w:noProof w:val="0"/>
-          <w:color w:val="7F7F7F" w:themeColor="text1" w:themeTint="80" w:themeShade="FF"/>
-          <w:sz w:val="24"/>
-          <w:szCs w:val="24"/>
-          <w:lang w:val="en-US"/>
-        </w:rPr>
-        <w:t xml:space="preserve">Mistakes &amp; debugging experiences </w:t>
+    <w:p>
+      <w:pPr>
+        <w:rPr>
+          <w:lang w:val="en-IN"/>
+        </w:rPr>
+      </w:pPr>
+      <w:r>
+        <w:rPr>
+          <w:b/>
+          <w:bCs/>
+          <w:lang w:val="en-IN"/>
+        </w:rPr>
+        <w:lastRenderedPageBreak/>
+        <w:t>What would you improve?</w:t>
+      </w:r>
+      <w:r>
+        <w:rPr>
+          <w:lang w:val="en-IN"/>
+        </w:rPr>
+        <w:t xml:space="preserve"> The entire mechanical design needs a complete overhaul. We need motors with flat-edged shafts (D-shafts) so the pulleys physically cannot slip, built-in screw tensioners to keep the belts tight, and much thicker, stronger 3D-printed mounts that won't flex under pressure.</w:t>
       </w:r>
     </w:p>
-    <w:p xmlns:wp14="http://schemas.microsoft.com/office/word/2010/wordml" wp14:paraId="32AC5964" wp14:textId="768DB9FE"/>
-    <w:p xmlns:wp14="http://schemas.microsoft.com/office/word/2010/wordml" wp14:paraId="39EC96FF" wp14:textId="75605693">
-      <w:pPr>
-        <w:pStyle w:val="Heading3"/>
-        <w:spacing w:before="281" w:beforeAutospacing="off" w:after="281" w:afterAutospacing="off"/>
-      </w:pPr>
-      <w:r>
-        <w:rPr>
-          <w:rFonts w:ascii="Aptos Display" w:hAnsi="Aptos Display" w:eastAsia="Aptos Display" w:cs="Aptos Display"/>
-          <w:b w:val="1"/>
-          <w:bCs w:val="1"/>
-          <w:noProof w:val="0"/>
-          <w:sz w:val="28"/>
-          <w:szCs w:val="28"/>
-          <w:lang w:val="en-US"/>
-        </w:rPr>
-        <w:t>3. Design Reflection</w:t>
+    <w:p>
+      <w:pPr>
+        <w:rPr>
+          <w:lang w:val="en-IN"/>
+        </w:rPr>
+      </w:pPr>
+      <w:r>
+        <w:rPr>
+          <w:b/>
+          <w:bCs/>
+          <w:lang w:val="en-IN"/>
+        </w:rPr>
+        <w:t>User feedback insights:</w:t>
+      </w:r>
+      <w:r>
+        <w:rPr>
+          <w:lang w:val="en-IN"/>
+        </w:rPr>
+        <w:t xml:space="preserve"> Because the machine couldn't be played normally, our user feedback was extremely limited. However, when users tested just the detached claw in their hands, they noted that the button response was instant and the DC motor provided a very strong, satisfying grip on the prizes.</w:t>
       </w:r>
     </w:p>
-    <w:p xmlns:wp14="http://schemas.microsoft.com/office/word/2010/wordml" wp14:paraId="09FDB334" wp14:textId="49399A51">
-      <w:pPr>
-        <w:pStyle w:val="ListParagraph"/>
-        <w:numPr>
-          <w:ilvl w:val="0"/>
-          <w:numId w:val="3"/>
-        </w:numPr>
-        <w:spacing w:before="0" w:beforeAutospacing="off" w:after="0" w:afterAutospacing="off"/>
-        <w:rPr>
-          <w:rFonts w:ascii="Aptos Display" w:hAnsi="Aptos Display" w:eastAsia="Aptos Display" w:cs="Aptos Display"/>
-          <w:i w:val="1"/>
-          <w:iCs w:val="1"/>
-          <w:noProof w:val="0"/>
-          <w:color w:val="7F7F7F" w:themeColor="text1" w:themeTint="80" w:themeShade="FF"/>
-          <w:sz w:val="24"/>
-          <w:szCs w:val="24"/>
-          <w:lang w:val="en-US"/>
-        </w:rPr>
-      </w:pPr>
-      <w:r>
-        <w:rPr>
-          <w:rFonts w:ascii="Aptos Display" w:hAnsi="Aptos Display" w:eastAsia="Aptos Display" w:cs="Aptos Display"/>
-          <w:i w:val="1"/>
-          <w:iCs w:val="1"/>
-          <w:noProof w:val="0"/>
-          <w:color w:val="7F7F7F" w:themeColor="text1" w:themeTint="80" w:themeShade="FF"/>
-          <w:sz w:val="24"/>
-          <w:szCs w:val="24"/>
-          <w:lang w:val="en-US"/>
-        </w:rPr>
-        <w:t xml:space="preserve">Did the experience match your intention? </w:t>
+    <w:p>
+      <w:pPr>
+        <w:rPr>
+          <w:lang w:val="en-IN"/>
+        </w:rPr>
+      </w:pPr>
+      <w:r>
+        <w:rPr>
+          <w:b/>
+          <w:bCs/>
+          <w:lang w:val="en-IN"/>
+        </w:rPr>
+        <w:t>4. Personal Reflection</w:t>
       </w:r>
     </w:p>
-    <w:p xmlns:wp14="http://schemas.microsoft.com/office/word/2010/wordml" wp14:paraId="024FE69A" wp14:textId="24CE0D07">
-      <w:pPr>
-        <w:pStyle w:val="ListParagraph"/>
-        <w:numPr>
-          <w:ilvl w:val="0"/>
-          <w:numId w:val="3"/>
-        </w:numPr>
-        <w:spacing w:before="0" w:beforeAutospacing="off" w:after="0" w:afterAutospacing="off"/>
-        <w:rPr>
-          <w:rFonts w:ascii="Aptos Display" w:hAnsi="Aptos Display" w:eastAsia="Aptos Display" w:cs="Aptos Display"/>
-          <w:i w:val="1"/>
-          <w:iCs w:val="1"/>
-          <w:noProof w:val="0"/>
-          <w:color w:val="7F7F7F" w:themeColor="text1" w:themeTint="80" w:themeShade="FF"/>
-          <w:sz w:val="24"/>
-          <w:szCs w:val="24"/>
-          <w:lang w:val="en-US"/>
-        </w:rPr>
-      </w:pPr>
-      <w:r>
-        <w:rPr>
-          <w:rFonts w:ascii="Aptos Display" w:hAnsi="Aptos Display" w:eastAsia="Aptos Display" w:cs="Aptos Display"/>
-          <w:i w:val="1"/>
-          <w:iCs w:val="1"/>
-          <w:noProof w:val="0"/>
-          <w:color w:val="7F7F7F" w:themeColor="text1" w:themeTint="80" w:themeShade="FF"/>
-          <w:sz w:val="24"/>
-          <w:szCs w:val="24"/>
-          <w:lang w:val="en-US"/>
-        </w:rPr>
-        <w:t xml:space="preserve">What would you improve? </w:t>
+    <w:p>
+      <w:pPr>
+        <w:rPr>
+          <w:lang w:val="en-IN"/>
+        </w:rPr>
+      </w:pPr>
+      <w:r>
+        <w:rPr>
+          <w:b/>
+          <w:bCs/>
+          <w:lang w:val="en-IN"/>
+        </w:rPr>
+        <w:t>What I learned:</w:t>
+      </w:r>
+      <w:r>
+        <w:rPr>
+          <w:lang w:val="en-IN"/>
+        </w:rPr>
+        <w:t xml:space="preserve"> I learned how a </w:t>
+      </w:r>
+      <w:proofErr w:type="spellStart"/>
+      <w:r>
+        <w:rPr>
+          <w:lang w:val="en-IN"/>
+        </w:rPr>
+        <w:t>CoreXY</w:t>
+      </w:r>
+      <w:proofErr w:type="spellEnd"/>
+      <w:r>
+        <w:rPr>
+          <w:lang w:val="en-IN"/>
+        </w:rPr>
+        <w:t xml:space="preserve"> mechanism actually works. It is a topic I learned for the very first time during this project, and digging into the math and belt routing was a huge learning curve for me.</w:t>
       </w:r>
     </w:p>
-    <w:p xmlns:wp14="http://schemas.microsoft.com/office/word/2010/wordml" wp14:paraId="5A7FB08A" wp14:textId="20653937">
-      <w:pPr>
-        <w:pStyle w:val="ListParagraph"/>
-        <w:numPr>
-          <w:ilvl w:val="0"/>
-          <w:numId w:val="3"/>
-        </w:numPr>
-        <w:spacing w:before="0" w:beforeAutospacing="off" w:after="0" w:afterAutospacing="off"/>
-        <w:rPr>
-          <w:rFonts w:ascii="Aptos Display" w:hAnsi="Aptos Display" w:eastAsia="Aptos Display" w:cs="Aptos Display"/>
-          <w:i w:val="1"/>
-          <w:iCs w:val="1"/>
-          <w:noProof w:val="0"/>
-          <w:color w:val="7F7F7F" w:themeColor="text1" w:themeTint="80" w:themeShade="FF"/>
-          <w:sz w:val="24"/>
-          <w:szCs w:val="24"/>
-          <w:lang w:val="en-US"/>
-        </w:rPr>
-      </w:pPr>
-      <w:r>
-        <w:rPr>
-          <w:rFonts w:ascii="Aptos Display" w:hAnsi="Aptos Display" w:eastAsia="Aptos Display" w:cs="Aptos Display"/>
-          <w:i w:val="1"/>
-          <w:iCs w:val="1"/>
-          <w:noProof w:val="0"/>
-          <w:color w:val="7F7F7F" w:themeColor="text1" w:themeTint="80" w:themeShade="FF"/>
-          <w:sz w:val="24"/>
-          <w:szCs w:val="24"/>
-          <w:lang w:val="en-US"/>
-        </w:rPr>
-        <w:t xml:space="preserve">User feedback insights </w:t>
+    <w:p>
+      <w:pPr>
+        <w:rPr>
+          <w:lang w:val="en-IN"/>
+        </w:rPr>
+      </w:pPr>
+      <w:r>
+        <w:rPr>
+          <w:b/>
+          <w:bCs/>
+          <w:lang w:val="en-IN"/>
+        </w:rPr>
+        <w:t>What I struggled with:</w:t>
+      </w:r>
+      <w:r>
+        <w:rPr>
+          <w:lang w:val="en-IN"/>
+        </w:rPr>
+        <w:t xml:space="preserve"> I really struggled with executing the carriage system. The metal rods, the sliding bearings, and the belts all had to be aligned perfectly. Because our measurements were slightly off, the carriage kept binding up and getting stuck, which was incredibly frustrating to try and fix.</w:t>
       </w:r>
     </w:p>
-    <w:p xmlns:wp14="http://schemas.microsoft.com/office/word/2010/wordml" wp14:paraId="7A94B69F" wp14:textId="0C2883A4"/>
-    <w:p xmlns:wp14="http://schemas.microsoft.com/office/word/2010/wordml" wp14:paraId="5CEE253E" wp14:textId="1839B443">
-      <w:pPr>
-        <w:pStyle w:val="Heading3"/>
-        <w:spacing w:before="281" w:beforeAutospacing="off" w:after="281" w:afterAutospacing="off"/>
-      </w:pPr>
-      <w:r>
-        <w:rPr>
-          <w:rFonts w:ascii="Aptos Display" w:hAnsi="Aptos Display" w:eastAsia="Aptos Display" w:cs="Aptos Display"/>
-          <w:b w:val="1"/>
-          <w:bCs w:val="1"/>
-          <w:noProof w:val="0"/>
-          <w:sz w:val="28"/>
-          <w:szCs w:val="28"/>
-          <w:lang w:val="en-US"/>
-        </w:rPr>
-        <w:t xml:space="preserve">4. Personal Reflection </w:t>
+    <w:p>
+      <w:pPr>
+        <w:rPr>
+          <w:lang w:val="en-IN"/>
+        </w:rPr>
+      </w:pPr>
+      <w:r>
+        <w:rPr>
+          <w:b/>
+          <w:bCs/>
+          <w:lang w:val="en-IN"/>
+        </w:rPr>
+        <w:t>What I am proud of:</w:t>
+      </w:r>
+      <w:r>
+        <w:rPr>
+          <w:lang w:val="en-IN"/>
+        </w:rPr>
+        <w:t xml:space="preserve"> I am proud of how simple and smooth the wiring process was. Connecting the ESP32, the L298N motor drivers, the push buttons, and the power supply went really well and I didn't face much issue there. Most of all, despite the physical machine breaking, I am really proud that I finally executed and understood the complex logic of the </w:t>
+      </w:r>
+      <w:proofErr w:type="spellStart"/>
+      <w:r>
+        <w:rPr>
+          <w:lang w:val="en-IN"/>
+        </w:rPr>
+        <w:t>CoreXY</w:t>
+      </w:r>
+      <w:proofErr w:type="spellEnd"/>
+      <w:r>
+        <w:rPr>
+          <w:lang w:val="en-IN"/>
+        </w:rPr>
+        <w:t xml:space="preserve"> mechanism.</w:t>
       </w:r>
     </w:p>
-    <w:p xmlns:wp14="http://schemas.microsoft.com/office/word/2010/wordml" wp14:paraId="58A2C571" wp14:textId="6D8BED1A">
-      <w:pPr>
-        <w:spacing w:before="240" w:beforeAutospacing="off" w:after="240" w:afterAutospacing="off"/>
-        <w:rPr>
-          <w:rFonts w:ascii="Aptos Display" w:hAnsi="Aptos Display" w:eastAsia="Aptos Display" w:cs="Aptos Display"/>
-          <w:i w:val="1"/>
-          <w:iCs w:val="1"/>
-          <w:noProof w:val="0"/>
-          <w:color w:val="7F7F7F" w:themeColor="text1" w:themeTint="80" w:themeShade="FF"/>
-          <w:sz w:val="24"/>
-          <w:szCs w:val="24"/>
-          <w:lang w:val="en-US"/>
-        </w:rPr>
-      </w:pPr>
-      <w:r>
-        <w:rPr>
-          <w:rFonts w:ascii="Aptos Display" w:hAnsi="Aptos Display" w:eastAsia="Aptos Display" w:cs="Aptos Display"/>
-          <w:i w:val="1"/>
-          <w:iCs w:val="1"/>
-          <w:noProof w:val="0"/>
-          <w:color w:val="7F7F7F" w:themeColor="text1" w:themeTint="80" w:themeShade="FF"/>
-          <w:sz w:val="24"/>
-          <w:szCs w:val="24"/>
-          <w:lang w:val="en-US"/>
-        </w:rPr>
-        <w:t>Each member writes:</w:t>
-      </w:r>
+    <w:p>
+      <w:pPr>
+        <w:rPr>
+          <w:lang w:val="en-IN"/>
+        </w:rPr>
+      </w:pPr>
     </w:p>
-    <w:p xmlns:wp14="http://schemas.microsoft.com/office/word/2010/wordml" wp14:paraId="65F405AE" wp14:textId="6F55528B">
-      <w:pPr>
-        <w:pStyle w:val="ListParagraph"/>
-        <w:numPr>
-          <w:ilvl w:val="0"/>
-          <w:numId w:val="4"/>
-        </w:numPr>
-        <w:spacing w:before="0" w:beforeAutospacing="off" w:after="0" w:afterAutospacing="off"/>
-        <w:rPr>
-          <w:rFonts w:ascii="Aptos Display" w:hAnsi="Aptos Display" w:eastAsia="Aptos Display" w:cs="Aptos Display"/>
-          <w:i w:val="1"/>
-          <w:iCs w:val="1"/>
-          <w:noProof w:val="0"/>
-          <w:color w:val="7F7F7F" w:themeColor="text1" w:themeTint="80" w:themeShade="FF"/>
-          <w:sz w:val="24"/>
-          <w:szCs w:val="24"/>
-          <w:lang w:val="en-US"/>
-        </w:rPr>
-      </w:pPr>
-      <w:r>
-        <w:rPr>
-          <w:rFonts w:ascii="Aptos Display" w:hAnsi="Aptos Display" w:eastAsia="Aptos Display" w:cs="Aptos Display"/>
-          <w:i w:val="1"/>
-          <w:iCs w:val="1"/>
-          <w:noProof w:val="0"/>
-          <w:color w:val="7F7F7F" w:themeColor="text1" w:themeTint="80" w:themeShade="FF"/>
-          <w:sz w:val="24"/>
-          <w:szCs w:val="24"/>
-          <w:lang w:val="en-US"/>
-        </w:rPr>
-        <w:t xml:space="preserve">What they learned </w:t>
-      </w:r>
-    </w:p>
-    <w:p xmlns:wp14="http://schemas.microsoft.com/office/word/2010/wordml" wp14:paraId="16DC1056" wp14:textId="2B666A93">
-      <w:pPr>
-        <w:pStyle w:val="ListParagraph"/>
-        <w:numPr>
-          <w:ilvl w:val="0"/>
-          <w:numId w:val="4"/>
-        </w:numPr>
-        <w:spacing w:before="0" w:beforeAutospacing="off" w:after="0" w:afterAutospacing="off"/>
-        <w:rPr>
-          <w:rFonts w:ascii="Aptos Display" w:hAnsi="Aptos Display" w:eastAsia="Aptos Display" w:cs="Aptos Display"/>
-          <w:i w:val="1"/>
-          <w:iCs w:val="1"/>
-          <w:noProof w:val="0"/>
-          <w:color w:val="7F7F7F" w:themeColor="text1" w:themeTint="80" w:themeShade="FF"/>
-          <w:sz w:val="24"/>
-          <w:szCs w:val="24"/>
-          <w:lang w:val="en-US"/>
-        </w:rPr>
-      </w:pPr>
-      <w:r>
-        <w:rPr>
-          <w:rFonts w:ascii="Aptos Display" w:hAnsi="Aptos Display" w:eastAsia="Aptos Display" w:cs="Aptos Display"/>
-          <w:i w:val="1"/>
-          <w:iCs w:val="1"/>
-          <w:noProof w:val="0"/>
-          <w:color w:val="7F7F7F" w:themeColor="text1" w:themeTint="80" w:themeShade="FF"/>
-          <w:sz w:val="24"/>
-          <w:szCs w:val="24"/>
-          <w:lang w:val="en-US"/>
-        </w:rPr>
-        <w:t xml:space="preserve">What they struggled with </w:t>
-      </w:r>
-    </w:p>
-    <w:p xmlns:wp14="http://schemas.microsoft.com/office/word/2010/wordml" wp14:paraId="716C893C" wp14:textId="2034DD24">
-      <w:pPr>
-        <w:pStyle w:val="ListParagraph"/>
-        <w:numPr>
-          <w:ilvl w:val="0"/>
-          <w:numId w:val="4"/>
-        </w:numPr>
-        <w:spacing w:before="0" w:beforeAutospacing="off" w:after="0" w:afterAutospacing="off"/>
-        <w:rPr>
-          <w:rFonts w:ascii="Aptos Display" w:hAnsi="Aptos Display" w:eastAsia="Aptos Display" w:cs="Aptos Display"/>
-          <w:i w:val="1"/>
-          <w:iCs w:val="1"/>
-          <w:noProof w:val="0"/>
-          <w:color w:val="7F7F7F" w:themeColor="text1" w:themeTint="80" w:themeShade="FF"/>
-          <w:sz w:val="24"/>
-          <w:szCs w:val="24"/>
-          <w:lang w:val="en-US"/>
-        </w:rPr>
-      </w:pPr>
-      <w:r>
-        <w:rPr>
-          <w:rFonts w:ascii="Aptos Display" w:hAnsi="Aptos Display" w:eastAsia="Aptos Display" w:cs="Aptos Display"/>
-          <w:i w:val="1"/>
-          <w:iCs w:val="1"/>
-          <w:noProof w:val="0"/>
-          <w:color w:val="7F7F7F" w:themeColor="text1" w:themeTint="80" w:themeShade="FF"/>
-          <w:sz w:val="24"/>
-          <w:szCs w:val="24"/>
-          <w:lang w:val="en-US"/>
-        </w:rPr>
-        <w:t>What they are proud of</w:t>
-      </w:r>
-    </w:p>
-    <w:p xmlns:wp14="http://schemas.microsoft.com/office/word/2010/wordml" wp14:paraId="2C078E63" wp14:textId="71F8332D"/>
+    <w:p/>
     <w:sectPr>
-      <w:pgSz w:w="12240" w:h="15840" w:orient="portrait"/>
+      <w:pgSz w:w="12240" w:h="15840"/>
       <w:pgMar w:top="1440" w:right="1440" w:bottom="1440" w:left="1440" w:header="720" w:footer="720" w:gutter="0"/>
       <w:cols w:space="720"/>
       <w:docGrid w:linePitch="360"/>
@@ -531,11 +458,12 @@
 </file>
 
 <file path=word/numbering.xml><?xml version="1.0" encoding="utf-8"?>
-<w:numbering xmlns:w="http://schemas.openxmlformats.org/wordprocessingml/2006/main">
-  <w:abstractNum xmlns:w="http://schemas.openxmlformats.org/wordprocessingml/2006/main" w:abstractNumId="4">
-    <w:nsid w:val="d8fb1cb"/>
-    <w:multiLevelType xmlns:w="http://schemas.openxmlformats.org/wordprocessingml/2006/main" w:val="hybridMultilevel"/>
-    <w:lvl xmlns:w="http://schemas.openxmlformats.org/wordprocessingml/2006/main" w:ilvl="0">
+<w:numbering xmlns:wpc="http://schemas.microsoft.com/office/word/2010/wordprocessingCanvas" xmlns:cx="http://schemas.microsoft.com/office/drawing/2014/chartex" xmlns:cx1="http://schemas.microsoft.com/office/drawing/2015/9/8/chartex" xmlns:cx2="http://schemas.microsoft.com/office/drawing/2015/10/21/chartex" xmlns:cx3="http://schemas.microsoft.com/office/drawing/2016/5/9/chartex" xmlns:cx4="http://schemas.microsoft.com/office/drawing/2016/5/10/chartex" xmlns:cx5="http://schemas.microsoft.com/office/drawing/2016/5/11/chartex" xmlns:cx6="http://schemas.microsoft.com/office/drawing/2016/5/12/chartex" xmlns:cx7="http://schemas.microsoft.com/office/drawing/2016/5/13/chartex" xmlns:cx8="http://schemas.microsoft.com/office/drawing/2016/5/14/chartex" xmlns:mc="http://schemas.openxmlformats.org/markup-compatibility/2006" xmlns:aink="http://schemas.microsoft.com/office/drawing/2016/ink" xmlns:am3d="http://schemas.microsoft.com/office/drawing/2017/model3d" xmlns:o="urn:schemas-microsoft-com:office:office" xmlns:oel="http://schemas.microsoft.com/office/2019/extlst" xmlns:r="http://schemas.openxmlformats.org/officeDocument/2006/relationships" xmlns:m="http://schemas.openxmlformats.org/officeDocument/2006/math" xmlns:v="urn:schemas-microsoft-com:vml" xmlns:wp14="http://schemas.microsoft.com/office/word/2010/wordprocessingDrawing" xmlns:wp="http://schemas.openxmlformats.org/drawingml/2006/wordprocessingDrawing" xmlns:w10="urn:schemas-microsoft-com:office:word" xmlns:w="http://schemas.openxmlformats.org/wordprocessingml/2006/main" xmlns:w14="http://schemas.microsoft.com/office/word/2010/wordml" xmlns:w15="http://schemas.microsoft.com/office/word/2012/wordml" xmlns:w16cex="http://schemas.microsoft.com/office/word/2018/wordml/cex" xmlns:w16cid="http://schemas.microsoft.com/office/word/2016/wordml/cid" xmlns:w16="http://schemas.microsoft.com/office/word/2018/wordml" xmlns:w16du="http://schemas.microsoft.com/office/word/2023/wordml/word16du" xmlns:w16sdtdh="http://schemas.microsoft.com/office/word/2020/wordml/sdtdatahash" xmlns:w16sdtfl="http://schemas.microsoft.com/office/word/2024/wordml/sdtformatlock" xmlns:w16se="http://schemas.microsoft.com/office/word/2015/wordml/symex" xmlns:wpg="http://schemas.microsoft.com/office/word/2010/wordprocessingGroup" xmlns:wpi="http://schemas.microsoft.com/office/word/2010/wordprocessingInk" xmlns:wne="http://schemas.microsoft.com/office/word/2006/wordml" xmlns:wps="http://schemas.microsoft.com/office/word/2010/wordprocessingShape" mc:Ignorable="w14 w15 w16se w16cid w16 w16cex w16sdtdh w16sdtfl w16du wp14">
+  <w:abstractNum w:abstractNumId="0" w15:restartNumberingAfterBreak="0">
+    <w:nsid w:val="0D8FB1CB"/>
+    <w:multiLevelType w:val="hybridMultilevel"/>
+    <w:tmpl w:val="4B381162"/>
+    <w:lvl w:ilvl="0" w:tplc="27DC6D00">
       <w:start w:val="1"/>
       <w:numFmt w:val="bullet"/>
       <w:lvlText w:val=""/>
@@ -544,10 +472,10 @@
         <w:ind w:left="720" w:hanging="360"/>
       </w:pPr>
       <w:rPr>
-        <w:rFonts w:hint="default" w:ascii="Symbol" w:hAnsi="Symbol"/>
-      </w:rPr>
-    </w:lvl>
-    <w:lvl xmlns:w="http://schemas.openxmlformats.org/wordprocessingml/2006/main" w:ilvl="1">
+        <w:rFonts w:ascii="Symbol" w:hAnsi="Symbol" w:hint="default"/>
+      </w:rPr>
+    </w:lvl>
+    <w:lvl w:ilvl="1" w:tplc="1F2066AE">
       <w:start w:val="1"/>
       <w:numFmt w:val="bullet"/>
       <w:lvlText w:val="o"/>
@@ -556,10 +484,10 @@
         <w:ind w:left="1440" w:hanging="360"/>
       </w:pPr>
       <w:rPr>
-        <w:rFonts w:hint="default" w:ascii="Courier New" w:hAnsi="Courier New"/>
-      </w:rPr>
-    </w:lvl>
-    <w:lvl xmlns:w="http://schemas.openxmlformats.org/wordprocessingml/2006/main" w:ilvl="2">
+        <w:rFonts w:ascii="Courier New" w:hAnsi="Courier New" w:hint="default"/>
+      </w:rPr>
+    </w:lvl>
+    <w:lvl w:ilvl="2" w:tplc="AC001474">
       <w:start w:val="1"/>
       <w:numFmt w:val="bullet"/>
       <w:lvlText w:val=""/>
@@ -568,10 +496,10 @@
         <w:ind w:left="2160" w:hanging="360"/>
       </w:pPr>
       <w:rPr>
-        <w:rFonts w:hint="default" w:ascii="Wingdings" w:hAnsi="Wingdings"/>
-      </w:rPr>
-    </w:lvl>
-    <w:lvl xmlns:w="http://schemas.openxmlformats.org/wordprocessingml/2006/main" w:ilvl="3">
+        <w:rFonts w:ascii="Wingdings" w:hAnsi="Wingdings" w:hint="default"/>
+      </w:rPr>
+    </w:lvl>
+    <w:lvl w:ilvl="3" w:tplc="27E4CD98">
       <w:start w:val="1"/>
       <w:numFmt w:val="bullet"/>
       <w:lvlText w:val=""/>
@@ -580,10 +508,10 @@
         <w:ind w:left="2880" w:hanging="360"/>
       </w:pPr>
       <w:rPr>
-        <w:rFonts w:hint="default" w:ascii="Symbol" w:hAnsi="Symbol"/>
-      </w:rPr>
-    </w:lvl>
-    <w:lvl xmlns:w="http://schemas.openxmlformats.org/wordprocessingml/2006/main" w:ilvl="4">
+        <w:rFonts w:ascii="Symbol" w:hAnsi="Symbol" w:hint="default"/>
+      </w:rPr>
+    </w:lvl>
+    <w:lvl w:ilvl="4" w:tplc="E5661984">
       <w:start w:val="1"/>
       <w:numFmt w:val="bullet"/>
       <w:lvlText w:val="o"/>
@@ -592,10 +520,10 @@
         <w:ind w:left="3600" w:hanging="360"/>
       </w:pPr>
       <w:rPr>
-        <w:rFonts w:hint="default" w:ascii="Courier New" w:hAnsi="Courier New"/>
-      </w:rPr>
-    </w:lvl>
-    <w:lvl xmlns:w="http://schemas.openxmlformats.org/wordprocessingml/2006/main" w:ilvl="5">
+        <w:rFonts w:ascii="Courier New" w:hAnsi="Courier New" w:hint="default"/>
+      </w:rPr>
+    </w:lvl>
+    <w:lvl w:ilvl="5" w:tplc="59581BAA">
       <w:start w:val="1"/>
       <w:numFmt w:val="bullet"/>
       <w:lvlText w:val=""/>
@@ -604,10 +532,10 @@
         <w:ind w:left="4320" w:hanging="360"/>
       </w:pPr>
       <w:rPr>
-        <w:rFonts w:hint="default" w:ascii="Wingdings" w:hAnsi="Wingdings"/>
-      </w:rPr>
-    </w:lvl>
-    <w:lvl xmlns:w="http://schemas.openxmlformats.org/wordprocessingml/2006/main" w:ilvl="6">
+        <w:rFonts w:ascii="Wingdings" w:hAnsi="Wingdings" w:hint="default"/>
+      </w:rPr>
+    </w:lvl>
+    <w:lvl w:ilvl="6" w:tplc="8B222DC6">
       <w:start w:val="1"/>
       <w:numFmt w:val="bullet"/>
       <w:lvlText w:val=""/>
@@ -616,10 +544,10 @@
         <w:ind w:left="5040" w:hanging="360"/>
       </w:pPr>
       <w:rPr>
-        <w:rFonts w:hint="default" w:ascii="Symbol" w:hAnsi="Symbol"/>
-      </w:rPr>
-    </w:lvl>
-    <w:lvl xmlns:w="http://schemas.openxmlformats.org/wordprocessingml/2006/main" w:ilvl="7">
+        <w:rFonts w:ascii="Symbol" w:hAnsi="Symbol" w:hint="default"/>
+      </w:rPr>
+    </w:lvl>
+    <w:lvl w:ilvl="7" w:tplc="93D24AA6">
       <w:start w:val="1"/>
       <w:numFmt w:val="bullet"/>
       <w:lvlText w:val="o"/>
@@ -628,10 +556,10 @@
         <w:ind w:left="5760" w:hanging="360"/>
       </w:pPr>
       <w:rPr>
-        <w:rFonts w:hint="default" w:ascii="Courier New" w:hAnsi="Courier New"/>
-      </w:rPr>
-    </w:lvl>
-    <w:lvl xmlns:w="http://schemas.openxmlformats.org/wordprocessingml/2006/main" w:ilvl="8">
+        <w:rFonts w:ascii="Courier New" w:hAnsi="Courier New" w:hint="default"/>
+      </w:rPr>
+    </w:lvl>
+    <w:lvl w:ilvl="8" w:tplc="1D14D598">
       <w:start w:val="1"/>
       <w:numFmt w:val="bullet"/>
       <w:lvlText w:val=""/>
@@ -640,74 +568,373 @@
         <w:ind w:left="6480" w:hanging="360"/>
       </w:pPr>
       <w:rPr>
-        <w:rFonts w:hint="default" w:ascii="Wingdings" w:hAnsi="Wingdings"/>
+        <w:rFonts w:ascii="Wingdings" w:hAnsi="Wingdings" w:hint="default"/>
       </w:rPr>
     </w:lvl>
   </w:abstractNum>
-  <w:abstractNum xmlns:w="http://schemas.openxmlformats.org/wordprocessingml/2006/main" w:abstractNumId="3">
-    <w:nsid w:val="71d33a1f"/>
-    <w:multiLevelType xmlns:w="http://schemas.openxmlformats.org/wordprocessingml/2006/main" w:val="hybridMultilevel"/>
-    <w:lvl xmlns:w="http://schemas.openxmlformats.org/wordprocessingml/2006/main" w:ilvl="0">
+  <w:abstractNum w:abstractNumId="1" w15:restartNumberingAfterBreak="0">
+    <w:nsid w:val="2EA23653"/>
+    <w:multiLevelType w:val="multilevel"/>
+    <w:tmpl w:val="AE686124"/>
+    <w:lvl w:ilvl="0">
       <w:start w:val="1"/>
       <w:numFmt w:val="bullet"/>
       <w:lvlText w:val=""/>
       <w:lvlJc w:val="left"/>
       <w:pPr>
+        <w:tabs>
+          <w:tab w:val="num" w:pos="720"/>
+        </w:tabs>
         <w:ind w:left="720" w:hanging="360"/>
       </w:pPr>
       <w:rPr>
-        <w:rFonts w:hint="default" w:ascii="Symbol" w:hAnsi="Symbol"/>
-      </w:rPr>
-    </w:lvl>
-    <w:lvl xmlns:w="http://schemas.openxmlformats.org/wordprocessingml/2006/main" w:ilvl="1">
+        <w:rFonts w:ascii="Symbol" w:hAnsi="Symbol" w:hint="default"/>
+        <w:sz w:val="20"/>
+      </w:rPr>
+    </w:lvl>
+    <w:lvl w:ilvl="1" w:tentative="1">
       <w:start w:val="1"/>
       <w:numFmt w:val="bullet"/>
       <w:lvlText w:val="o"/>
       <w:lvlJc w:val="left"/>
       <w:pPr>
+        <w:tabs>
+          <w:tab w:val="num" w:pos="1440"/>
+        </w:tabs>
         <w:ind w:left="1440" w:hanging="360"/>
       </w:pPr>
       <w:rPr>
-        <w:rFonts w:hint="default" w:ascii="Courier New" w:hAnsi="Courier New"/>
-      </w:rPr>
-    </w:lvl>
-    <w:lvl xmlns:w="http://schemas.openxmlformats.org/wordprocessingml/2006/main" w:ilvl="2">
-      <w:start w:val="1"/>
-      <w:numFmt w:val="bullet"/>
-      <w:lvlText w:val=""/>
-      <w:lvlJc w:val="left"/>
-      <w:pPr>
+        <w:rFonts w:ascii="Courier New" w:hAnsi="Courier New" w:hint="default"/>
+        <w:sz w:val="20"/>
+      </w:rPr>
+    </w:lvl>
+    <w:lvl w:ilvl="2" w:tentative="1">
+      <w:start w:val="1"/>
+      <w:numFmt w:val="bullet"/>
+      <w:lvlText w:val=""/>
+      <w:lvlJc w:val="left"/>
+      <w:pPr>
+        <w:tabs>
+          <w:tab w:val="num" w:pos="2160"/>
+        </w:tabs>
         <w:ind w:left="2160" w:hanging="360"/>
       </w:pPr>
       <w:rPr>
-        <w:rFonts w:hint="default" w:ascii="Wingdings" w:hAnsi="Wingdings"/>
-      </w:rPr>
-    </w:lvl>
-    <w:lvl xmlns:w="http://schemas.openxmlformats.org/wordprocessingml/2006/main" w:ilvl="3">
+        <w:rFonts w:ascii="Wingdings" w:hAnsi="Wingdings" w:hint="default"/>
+        <w:sz w:val="20"/>
+      </w:rPr>
+    </w:lvl>
+    <w:lvl w:ilvl="3" w:tentative="1">
+      <w:start w:val="1"/>
+      <w:numFmt w:val="bullet"/>
+      <w:lvlText w:val=""/>
+      <w:lvlJc w:val="left"/>
+      <w:pPr>
+        <w:tabs>
+          <w:tab w:val="num" w:pos="2880"/>
+        </w:tabs>
+        <w:ind w:left="2880" w:hanging="360"/>
+      </w:pPr>
+      <w:rPr>
+        <w:rFonts w:ascii="Wingdings" w:hAnsi="Wingdings" w:hint="default"/>
+        <w:sz w:val="20"/>
+      </w:rPr>
+    </w:lvl>
+    <w:lvl w:ilvl="4" w:tentative="1">
+      <w:start w:val="1"/>
+      <w:numFmt w:val="bullet"/>
+      <w:lvlText w:val=""/>
+      <w:lvlJc w:val="left"/>
+      <w:pPr>
+        <w:tabs>
+          <w:tab w:val="num" w:pos="3600"/>
+        </w:tabs>
+        <w:ind w:left="3600" w:hanging="360"/>
+      </w:pPr>
+      <w:rPr>
+        <w:rFonts w:ascii="Wingdings" w:hAnsi="Wingdings" w:hint="default"/>
+        <w:sz w:val="20"/>
+      </w:rPr>
+    </w:lvl>
+    <w:lvl w:ilvl="5" w:tentative="1">
+      <w:start w:val="1"/>
+      <w:numFmt w:val="bullet"/>
+      <w:lvlText w:val=""/>
+      <w:lvlJc w:val="left"/>
+      <w:pPr>
+        <w:tabs>
+          <w:tab w:val="num" w:pos="4320"/>
+        </w:tabs>
+        <w:ind w:left="4320" w:hanging="360"/>
+      </w:pPr>
+      <w:rPr>
+        <w:rFonts w:ascii="Wingdings" w:hAnsi="Wingdings" w:hint="default"/>
+        <w:sz w:val="20"/>
+      </w:rPr>
+    </w:lvl>
+    <w:lvl w:ilvl="6" w:tentative="1">
+      <w:start w:val="1"/>
+      <w:numFmt w:val="bullet"/>
+      <w:lvlText w:val=""/>
+      <w:lvlJc w:val="left"/>
+      <w:pPr>
+        <w:tabs>
+          <w:tab w:val="num" w:pos="5040"/>
+        </w:tabs>
+        <w:ind w:left="5040" w:hanging="360"/>
+      </w:pPr>
+      <w:rPr>
+        <w:rFonts w:ascii="Wingdings" w:hAnsi="Wingdings" w:hint="default"/>
+        <w:sz w:val="20"/>
+      </w:rPr>
+    </w:lvl>
+    <w:lvl w:ilvl="7" w:tentative="1">
+      <w:start w:val="1"/>
+      <w:numFmt w:val="bullet"/>
+      <w:lvlText w:val=""/>
+      <w:lvlJc w:val="left"/>
+      <w:pPr>
+        <w:tabs>
+          <w:tab w:val="num" w:pos="5760"/>
+        </w:tabs>
+        <w:ind w:left="5760" w:hanging="360"/>
+      </w:pPr>
+      <w:rPr>
+        <w:rFonts w:ascii="Wingdings" w:hAnsi="Wingdings" w:hint="default"/>
+        <w:sz w:val="20"/>
+      </w:rPr>
+    </w:lvl>
+    <w:lvl w:ilvl="8" w:tentative="1">
+      <w:start w:val="1"/>
+      <w:numFmt w:val="bullet"/>
+      <w:lvlText w:val=""/>
+      <w:lvlJc w:val="left"/>
+      <w:pPr>
+        <w:tabs>
+          <w:tab w:val="num" w:pos="6480"/>
+        </w:tabs>
+        <w:ind w:left="6480" w:hanging="360"/>
+      </w:pPr>
+      <w:rPr>
+        <w:rFonts w:ascii="Wingdings" w:hAnsi="Wingdings" w:hint="default"/>
+        <w:sz w:val="20"/>
+      </w:rPr>
+    </w:lvl>
+  </w:abstractNum>
+  <w:abstractNum w:abstractNumId="2" w15:restartNumberingAfterBreak="0">
+    <w:nsid w:val="477E71D3"/>
+    <w:multiLevelType w:val="multilevel"/>
+    <w:tmpl w:val="FA9E3C16"/>
+    <w:lvl w:ilvl="0">
       <w:start w:val="1"/>
       <w:numFmt w:val="bullet"/>
       <w:lvlText w:val=""/>
       <w:lvlJc w:val="left"/>
       <w:pPr>
+        <w:tabs>
+          <w:tab w:val="num" w:pos="720"/>
+        </w:tabs>
+        <w:ind w:left="720" w:hanging="360"/>
+      </w:pPr>
+      <w:rPr>
+        <w:rFonts w:ascii="Symbol" w:hAnsi="Symbol" w:hint="default"/>
+        <w:sz w:val="20"/>
+      </w:rPr>
+    </w:lvl>
+    <w:lvl w:ilvl="1" w:tentative="1">
+      <w:start w:val="1"/>
+      <w:numFmt w:val="bullet"/>
+      <w:lvlText w:val="o"/>
+      <w:lvlJc w:val="left"/>
+      <w:pPr>
+        <w:tabs>
+          <w:tab w:val="num" w:pos="1440"/>
+        </w:tabs>
+        <w:ind w:left="1440" w:hanging="360"/>
+      </w:pPr>
+      <w:rPr>
+        <w:rFonts w:ascii="Courier New" w:hAnsi="Courier New" w:hint="default"/>
+        <w:sz w:val="20"/>
+      </w:rPr>
+    </w:lvl>
+    <w:lvl w:ilvl="2" w:tentative="1">
+      <w:start w:val="1"/>
+      <w:numFmt w:val="bullet"/>
+      <w:lvlText w:val=""/>
+      <w:lvlJc w:val="left"/>
+      <w:pPr>
+        <w:tabs>
+          <w:tab w:val="num" w:pos="2160"/>
+        </w:tabs>
+        <w:ind w:left="2160" w:hanging="360"/>
+      </w:pPr>
+      <w:rPr>
+        <w:rFonts w:ascii="Wingdings" w:hAnsi="Wingdings" w:hint="default"/>
+        <w:sz w:val="20"/>
+      </w:rPr>
+    </w:lvl>
+    <w:lvl w:ilvl="3" w:tentative="1">
+      <w:start w:val="1"/>
+      <w:numFmt w:val="bullet"/>
+      <w:lvlText w:val=""/>
+      <w:lvlJc w:val="left"/>
+      <w:pPr>
+        <w:tabs>
+          <w:tab w:val="num" w:pos="2880"/>
+        </w:tabs>
         <w:ind w:left="2880" w:hanging="360"/>
       </w:pPr>
       <w:rPr>
-        <w:rFonts w:hint="default" w:ascii="Symbol" w:hAnsi="Symbol"/>
-      </w:rPr>
-    </w:lvl>
-    <w:lvl xmlns:w="http://schemas.openxmlformats.org/wordprocessingml/2006/main" w:ilvl="4">
+        <w:rFonts w:ascii="Wingdings" w:hAnsi="Wingdings" w:hint="default"/>
+        <w:sz w:val="20"/>
+      </w:rPr>
+    </w:lvl>
+    <w:lvl w:ilvl="4" w:tentative="1">
+      <w:start w:val="1"/>
+      <w:numFmt w:val="bullet"/>
+      <w:lvlText w:val=""/>
+      <w:lvlJc w:val="left"/>
+      <w:pPr>
+        <w:tabs>
+          <w:tab w:val="num" w:pos="3600"/>
+        </w:tabs>
+        <w:ind w:left="3600" w:hanging="360"/>
+      </w:pPr>
+      <w:rPr>
+        <w:rFonts w:ascii="Wingdings" w:hAnsi="Wingdings" w:hint="default"/>
+        <w:sz w:val="20"/>
+      </w:rPr>
+    </w:lvl>
+    <w:lvl w:ilvl="5" w:tentative="1">
+      <w:start w:val="1"/>
+      <w:numFmt w:val="bullet"/>
+      <w:lvlText w:val=""/>
+      <w:lvlJc w:val="left"/>
+      <w:pPr>
+        <w:tabs>
+          <w:tab w:val="num" w:pos="4320"/>
+        </w:tabs>
+        <w:ind w:left="4320" w:hanging="360"/>
+      </w:pPr>
+      <w:rPr>
+        <w:rFonts w:ascii="Wingdings" w:hAnsi="Wingdings" w:hint="default"/>
+        <w:sz w:val="20"/>
+      </w:rPr>
+    </w:lvl>
+    <w:lvl w:ilvl="6" w:tentative="1">
+      <w:start w:val="1"/>
+      <w:numFmt w:val="bullet"/>
+      <w:lvlText w:val=""/>
+      <w:lvlJc w:val="left"/>
+      <w:pPr>
+        <w:tabs>
+          <w:tab w:val="num" w:pos="5040"/>
+        </w:tabs>
+        <w:ind w:left="5040" w:hanging="360"/>
+      </w:pPr>
+      <w:rPr>
+        <w:rFonts w:ascii="Wingdings" w:hAnsi="Wingdings" w:hint="default"/>
+        <w:sz w:val="20"/>
+      </w:rPr>
+    </w:lvl>
+    <w:lvl w:ilvl="7" w:tentative="1">
+      <w:start w:val="1"/>
+      <w:numFmt w:val="bullet"/>
+      <w:lvlText w:val=""/>
+      <w:lvlJc w:val="left"/>
+      <w:pPr>
+        <w:tabs>
+          <w:tab w:val="num" w:pos="5760"/>
+        </w:tabs>
+        <w:ind w:left="5760" w:hanging="360"/>
+      </w:pPr>
+      <w:rPr>
+        <w:rFonts w:ascii="Wingdings" w:hAnsi="Wingdings" w:hint="default"/>
+        <w:sz w:val="20"/>
+      </w:rPr>
+    </w:lvl>
+    <w:lvl w:ilvl="8" w:tentative="1">
+      <w:start w:val="1"/>
+      <w:numFmt w:val="bullet"/>
+      <w:lvlText w:val=""/>
+      <w:lvlJc w:val="left"/>
+      <w:pPr>
+        <w:tabs>
+          <w:tab w:val="num" w:pos="6480"/>
+        </w:tabs>
+        <w:ind w:left="6480" w:hanging="360"/>
+      </w:pPr>
+      <w:rPr>
+        <w:rFonts w:ascii="Wingdings" w:hAnsi="Wingdings" w:hint="default"/>
+        <w:sz w:val="20"/>
+      </w:rPr>
+    </w:lvl>
+  </w:abstractNum>
+  <w:abstractNum w:abstractNumId="3" w15:restartNumberingAfterBreak="0">
+    <w:nsid w:val="488CE60F"/>
+    <w:multiLevelType w:val="hybridMultilevel"/>
+    <w:tmpl w:val="737A9F24"/>
+    <w:lvl w:ilvl="0" w:tplc="C4FC8B3C">
+      <w:start w:val="1"/>
+      <w:numFmt w:val="bullet"/>
+      <w:lvlText w:val=""/>
+      <w:lvlJc w:val="left"/>
+      <w:pPr>
+        <w:ind w:left="720" w:hanging="360"/>
+      </w:pPr>
+      <w:rPr>
+        <w:rFonts w:ascii="Symbol" w:hAnsi="Symbol" w:hint="default"/>
+      </w:rPr>
+    </w:lvl>
+    <w:lvl w:ilvl="1" w:tplc="00668C50">
       <w:start w:val="1"/>
       <w:numFmt w:val="bullet"/>
       <w:lvlText w:val="o"/>
       <w:lvlJc w:val="left"/>
       <w:pPr>
+        <w:ind w:left="1440" w:hanging="360"/>
+      </w:pPr>
+      <w:rPr>
+        <w:rFonts w:ascii="Courier New" w:hAnsi="Courier New" w:hint="default"/>
+      </w:rPr>
+    </w:lvl>
+    <w:lvl w:ilvl="2" w:tplc="611E3A5A">
+      <w:start w:val="1"/>
+      <w:numFmt w:val="bullet"/>
+      <w:lvlText w:val=""/>
+      <w:lvlJc w:val="left"/>
+      <w:pPr>
+        <w:ind w:left="2160" w:hanging="360"/>
+      </w:pPr>
+      <w:rPr>
+        <w:rFonts w:ascii="Wingdings" w:hAnsi="Wingdings" w:hint="default"/>
+      </w:rPr>
+    </w:lvl>
+    <w:lvl w:ilvl="3" w:tplc="FC749108">
+      <w:start w:val="1"/>
+      <w:numFmt w:val="bullet"/>
+      <w:lvlText w:val=""/>
+      <w:lvlJc w:val="left"/>
+      <w:pPr>
+        <w:ind w:left="2880" w:hanging="360"/>
+      </w:pPr>
+      <w:rPr>
+        <w:rFonts w:ascii="Symbol" w:hAnsi="Symbol" w:hint="default"/>
+      </w:rPr>
+    </w:lvl>
+    <w:lvl w:ilvl="4" w:tplc="79BA61C0">
+      <w:start w:val="1"/>
+      <w:numFmt w:val="bullet"/>
+      <w:lvlText w:val="o"/>
+      <w:lvlJc w:val="left"/>
+      <w:pPr>
         <w:ind w:left="3600" w:hanging="360"/>
       </w:pPr>
       <w:rPr>
-        <w:rFonts w:hint="default" w:ascii="Courier New" w:hAnsi="Courier New"/>
-      </w:rPr>
-    </w:lvl>
-    <w:lvl xmlns:w="http://schemas.openxmlformats.org/wordprocessingml/2006/main" w:ilvl="5">
+        <w:rFonts w:ascii="Courier New" w:hAnsi="Courier New" w:hint="default"/>
+      </w:rPr>
+    </w:lvl>
+    <w:lvl w:ilvl="5" w:tplc="763411EC">
       <w:start w:val="1"/>
       <w:numFmt w:val="bullet"/>
       <w:lvlText w:val=""/>
@@ -716,10 +943,10 @@
         <w:ind w:left="4320" w:hanging="360"/>
       </w:pPr>
       <w:rPr>
-        <w:rFonts w:hint="default" w:ascii="Wingdings" w:hAnsi="Wingdings"/>
-      </w:rPr>
-    </w:lvl>
-    <w:lvl xmlns:w="http://schemas.openxmlformats.org/wordprocessingml/2006/main" w:ilvl="6">
+        <w:rFonts w:ascii="Wingdings" w:hAnsi="Wingdings" w:hint="default"/>
+      </w:rPr>
+    </w:lvl>
+    <w:lvl w:ilvl="6" w:tplc="F8849A24">
       <w:start w:val="1"/>
       <w:numFmt w:val="bullet"/>
       <w:lvlText w:val=""/>
@@ -728,10 +955,10 @@
         <w:ind w:left="5040" w:hanging="360"/>
       </w:pPr>
       <w:rPr>
-        <w:rFonts w:hint="default" w:ascii="Symbol" w:hAnsi="Symbol"/>
-      </w:rPr>
-    </w:lvl>
-    <w:lvl xmlns:w="http://schemas.openxmlformats.org/wordprocessingml/2006/main" w:ilvl="7">
+        <w:rFonts w:ascii="Symbol" w:hAnsi="Symbol" w:hint="default"/>
+      </w:rPr>
+    </w:lvl>
+    <w:lvl w:ilvl="7" w:tplc="C4A2F134">
       <w:start w:val="1"/>
       <w:numFmt w:val="bullet"/>
       <w:lvlText w:val="o"/>
@@ -740,10 +967,10 @@
         <w:ind w:left="5760" w:hanging="360"/>
       </w:pPr>
       <w:rPr>
-        <w:rFonts w:hint="default" w:ascii="Courier New" w:hAnsi="Courier New"/>
-      </w:rPr>
-    </w:lvl>
-    <w:lvl xmlns:w="http://schemas.openxmlformats.org/wordprocessingml/2006/main" w:ilvl="8">
+        <w:rFonts w:ascii="Courier New" w:hAnsi="Courier New" w:hint="default"/>
+      </w:rPr>
+    </w:lvl>
+    <w:lvl w:ilvl="8" w:tplc="DEBEE1F4">
       <w:start w:val="1"/>
       <w:numFmt w:val="bullet"/>
       <w:lvlText w:val=""/>
@@ -752,14 +979,15 @@
         <w:ind w:left="6480" w:hanging="360"/>
       </w:pPr>
       <w:rPr>
-        <w:rFonts w:hint="default" w:ascii="Wingdings" w:hAnsi="Wingdings"/>
+        <w:rFonts w:ascii="Wingdings" w:hAnsi="Wingdings" w:hint="default"/>
       </w:rPr>
     </w:lvl>
   </w:abstractNum>
-  <w:abstractNum xmlns:w="http://schemas.openxmlformats.org/wordprocessingml/2006/main" w:abstractNumId="2">
-    <w:nsid w:val="632f92a9"/>
-    <w:multiLevelType xmlns:w="http://schemas.openxmlformats.org/wordprocessingml/2006/main" w:val="hybridMultilevel"/>
-    <w:lvl xmlns:w="http://schemas.openxmlformats.org/wordprocessingml/2006/main" w:ilvl="0">
+  <w:abstractNum w:abstractNumId="4" w15:restartNumberingAfterBreak="0">
+    <w:nsid w:val="632F92A9"/>
+    <w:multiLevelType w:val="hybridMultilevel"/>
+    <w:tmpl w:val="0536410E"/>
+    <w:lvl w:ilvl="0" w:tplc="01A200C6">
       <w:start w:val="1"/>
       <w:numFmt w:val="bullet"/>
       <w:lvlText w:val=""/>
@@ -768,10 +996,10 @@
         <w:ind w:left="720" w:hanging="360"/>
       </w:pPr>
       <w:rPr>
-        <w:rFonts w:hint="default" w:ascii="Symbol" w:hAnsi="Symbol"/>
-      </w:rPr>
-    </w:lvl>
-    <w:lvl xmlns:w="http://schemas.openxmlformats.org/wordprocessingml/2006/main" w:ilvl="1">
+        <w:rFonts w:ascii="Symbol" w:hAnsi="Symbol" w:hint="default"/>
+      </w:rPr>
+    </w:lvl>
+    <w:lvl w:ilvl="1" w:tplc="F314DCEA">
       <w:start w:val="1"/>
       <w:numFmt w:val="bullet"/>
       <w:lvlText w:val="o"/>
@@ -780,10 +1008,10 @@
         <w:ind w:left="1440" w:hanging="360"/>
       </w:pPr>
       <w:rPr>
-        <w:rFonts w:hint="default" w:ascii="Courier New" w:hAnsi="Courier New"/>
-      </w:rPr>
-    </w:lvl>
-    <w:lvl xmlns:w="http://schemas.openxmlformats.org/wordprocessingml/2006/main" w:ilvl="2">
+        <w:rFonts w:ascii="Courier New" w:hAnsi="Courier New" w:hint="default"/>
+      </w:rPr>
+    </w:lvl>
+    <w:lvl w:ilvl="2" w:tplc="A5588AFE">
       <w:start w:val="1"/>
       <w:numFmt w:val="bullet"/>
       <w:lvlText w:val=""/>
@@ -792,10 +1020,10 @@
         <w:ind w:left="2160" w:hanging="360"/>
       </w:pPr>
       <w:rPr>
-        <w:rFonts w:hint="default" w:ascii="Wingdings" w:hAnsi="Wingdings"/>
-      </w:rPr>
-    </w:lvl>
-    <w:lvl xmlns:w="http://schemas.openxmlformats.org/wordprocessingml/2006/main" w:ilvl="3">
+        <w:rFonts w:ascii="Wingdings" w:hAnsi="Wingdings" w:hint="default"/>
+      </w:rPr>
+    </w:lvl>
+    <w:lvl w:ilvl="3" w:tplc="B09AAEE4">
       <w:start w:val="1"/>
       <w:numFmt w:val="bullet"/>
       <w:lvlText w:val=""/>
@@ -804,10 +1032,10 @@
         <w:ind w:left="2880" w:hanging="360"/>
       </w:pPr>
       <w:rPr>
-        <w:rFonts w:hint="default" w:ascii="Symbol" w:hAnsi="Symbol"/>
-      </w:rPr>
-    </w:lvl>
-    <w:lvl xmlns:w="http://schemas.openxmlformats.org/wordprocessingml/2006/main" w:ilvl="4">
+        <w:rFonts w:ascii="Symbol" w:hAnsi="Symbol" w:hint="default"/>
+      </w:rPr>
+    </w:lvl>
+    <w:lvl w:ilvl="4" w:tplc="F9527480">
       <w:start w:val="1"/>
       <w:numFmt w:val="bullet"/>
       <w:lvlText w:val="o"/>
@@ -816,10 +1044,10 @@
         <w:ind w:left="3600" w:hanging="360"/>
       </w:pPr>
       <w:rPr>
-        <w:rFonts w:hint="default" w:ascii="Courier New" w:hAnsi="Courier New"/>
-      </w:rPr>
-    </w:lvl>
-    <w:lvl xmlns:w="http://schemas.openxmlformats.org/wordprocessingml/2006/main" w:ilvl="5">
+        <w:rFonts w:ascii="Courier New" w:hAnsi="Courier New" w:hint="default"/>
+      </w:rPr>
+    </w:lvl>
+    <w:lvl w:ilvl="5" w:tplc="F676C802">
       <w:start w:val="1"/>
       <w:numFmt w:val="bullet"/>
       <w:lvlText w:val=""/>
@@ -828,10 +1056,10 @@
         <w:ind w:left="4320" w:hanging="360"/>
       </w:pPr>
       <w:rPr>
-        <w:rFonts w:hint="default" w:ascii="Wingdings" w:hAnsi="Wingdings"/>
-      </w:rPr>
-    </w:lvl>
-    <w:lvl xmlns:w="http://schemas.openxmlformats.org/wordprocessingml/2006/main" w:ilvl="6">
+        <w:rFonts w:ascii="Wingdings" w:hAnsi="Wingdings" w:hint="default"/>
+      </w:rPr>
+    </w:lvl>
+    <w:lvl w:ilvl="6" w:tplc="84E240D8">
       <w:start w:val="1"/>
       <w:numFmt w:val="bullet"/>
       <w:lvlText w:val=""/>
@@ -840,10 +1068,10 @@
         <w:ind w:left="5040" w:hanging="360"/>
       </w:pPr>
       <w:rPr>
-        <w:rFonts w:hint="default" w:ascii="Symbol" w:hAnsi="Symbol"/>
-      </w:rPr>
-    </w:lvl>
-    <w:lvl xmlns:w="http://schemas.openxmlformats.org/wordprocessingml/2006/main" w:ilvl="7">
+        <w:rFonts w:ascii="Symbol" w:hAnsi="Symbol" w:hint="default"/>
+      </w:rPr>
+    </w:lvl>
+    <w:lvl w:ilvl="7" w:tplc="113A336A">
       <w:start w:val="1"/>
       <w:numFmt w:val="bullet"/>
       <w:lvlText w:val="o"/>
@@ -852,10 +1080,10 @@
         <w:ind w:left="5760" w:hanging="360"/>
       </w:pPr>
       <w:rPr>
-        <w:rFonts w:hint="default" w:ascii="Courier New" w:hAnsi="Courier New"/>
-      </w:rPr>
-    </w:lvl>
-    <w:lvl xmlns:w="http://schemas.openxmlformats.org/wordprocessingml/2006/main" w:ilvl="8">
+        <w:rFonts w:ascii="Courier New" w:hAnsi="Courier New" w:hint="default"/>
+      </w:rPr>
+    </w:lvl>
+    <w:lvl w:ilvl="8" w:tplc="EECED3E4">
       <w:start w:val="1"/>
       <w:numFmt w:val="bullet"/>
       <w:lvlText w:val=""/>
@@ -864,14 +1092,15 @@
         <w:ind w:left="6480" w:hanging="360"/>
       </w:pPr>
       <w:rPr>
-        <w:rFonts w:hint="default" w:ascii="Wingdings" w:hAnsi="Wingdings"/>
+        <w:rFonts w:ascii="Wingdings" w:hAnsi="Wingdings" w:hint="default"/>
       </w:rPr>
     </w:lvl>
   </w:abstractNum>
-  <w:abstractNum xmlns:w="http://schemas.openxmlformats.org/wordprocessingml/2006/main" w:abstractNumId="1">
-    <w:nsid w:val="488ce60f"/>
-    <w:multiLevelType xmlns:w="http://schemas.openxmlformats.org/wordprocessingml/2006/main" w:val="hybridMultilevel"/>
-    <w:lvl xmlns:w="http://schemas.openxmlformats.org/wordprocessingml/2006/main" w:ilvl="0">
+  <w:abstractNum w:abstractNumId="5" w15:restartNumberingAfterBreak="0">
+    <w:nsid w:val="71D33A1F"/>
+    <w:multiLevelType w:val="hybridMultilevel"/>
+    <w:tmpl w:val="254ADD20"/>
+    <w:lvl w:ilvl="0" w:tplc="BE52CE64">
       <w:start w:val="1"/>
       <w:numFmt w:val="bullet"/>
       <w:lvlText w:val=""/>
@@ -880,10 +1109,10 @@
         <w:ind w:left="720" w:hanging="360"/>
       </w:pPr>
       <w:rPr>
-        <w:rFonts w:hint="default" w:ascii="Symbol" w:hAnsi="Symbol"/>
-      </w:rPr>
-    </w:lvl>
-    <w:lvl xmlns:w="http://schemas.openxmlformats.org/wordprocessingml/2006/main" w:ilvl="1">
+        <w:rFonts w:ascii="Symbol" w:hAnsi="Symbol" w:hint="default"/>
+      </w:rPr>
+    </w:lvl>
+    <w:lvl w:ilvl="1" w:tplc="7DD02976">
       <w:start w:val="1"/>
       <w:numFmt w:val="bullet"/>
       <w:lvlText w:val="o"/>
@@ -892,10 +1121,10 @@
         <w:ind w:left="1440" w:hanging="360"/>
       </w:pPr>
       <w:rPr>
-        <w:rFonts w:hint="default" w:ascii="Courier New" w:hAnsi="Courier New"/>
-      </w:rPr>
-    </w:lvl>
-    <w:lvl xmlns:w="http://schemas.openxmlformats.org/wordprocessingml/2006/main" w:ilvl="2">
+        <w:rFonts w:ascii="Courier New" w:hAnsi="Courier New" w:hint="default"/>
+      </w:rPr>
+    </w:lvl>
+    <w:lvl w:ilvl="2" w:tplc="F24ABB96">
       <w:start w:val="1"/>
       <w:numFmt w:val="bullet"/>
       <w:lvlText w:val=""/>
@@ -904,10 +1133,10 @@
         <w:ind w:left="2160" w:hanging="360"/>
       </w:pPr>
       <w:rPr>
-        <w:rFonts w:hint="default" w:ascii="Wingdings" w:hAnsi="Wingdings"/>
-      </w:rPr>
-    </w:lvl>
-    <w:lvl xmlns:w="http://schemas.openxmlformats.org/wordprocessingml/2006/main" w:ilvl="3">
+        <w:rFonts w:ascii="Wingdings" w:hAnsi="Wingdings" w:hint="default"/>
+      </w:rPr>
+    </w:lvl>
+    <w:lvl w:ilvl="3" w:tplc="1DA475E6">
       <w:start w:val="1"/>
       <w:numFmt w:val="bullet"/>
       <w:lvlText w:val=""/>
@@ -916,10 +1145,10 @@
         <w:ind w:left="2880" w:hanging="360"/>
       </w:pPr>
       <w:rPr>
-        <w:rFonts w:hint="default" w:ascii="Symbol" w:hAnsi="Symbol"/>
-      </w:rPr>
-    </w:lvl>
-    <w:lvl xmlns:w="http://schemas.openxmlformats.org/wordprocessingml/2006/main" w:ilvl="4">
+        <w:rFonts w:ascii="Symbol" w:hAnsi="Symbol" w:hint="default"/>
+      </w:rPr>
+    </w:lvl>
+    <w:lvl w:ilvl="4" w:tplc="83F84658">
       <w:start w:val="1"/>
       <w:numFmt w:val="bullet"/>
       <w:lvlText w:val="o"/>
@@ -928,10 +1157,10 @@
         <w:ind w:left="3600" w:hanging="360"/>
       </w:pPr>
       <w:rPr>
-        <w:rFonts w:hint="default" w:ascii="Courier New" w:hAnsi="Courier New"/>
-      </w:rPr>
-    </w:lvl>
-    <w:lvl xmlns:w="http://schemas.openxmlformats.org/wordprocessingml/2006/main" w:ilvl="5">
+        <w:rFonts w:ascii="Courier New" w:hAnsi="Courier New" w:hint="default"/>
+      </w:rPr>
+    </w:lvl>
+    <w:lvl w:ilvl="5" w:tplc="312A6810">
       <w:start w:val="1"/>
       <w:numFmt w:val="bullet"/>
       <w:lvlText w:val=""/>
@@ -940,10 +1169,10 @@
         <w:ind w:left="4320" w:hanging="360"/>
       </w:pPr>
       <w:rPr>
-        <w:rFonts w:hint="default" w:ascii="Wingdings" w:hAnsi="Wingdings"/>
-      </w:rPr>
-    </w:lvl>
-    <w:lvl xmlns:w="http://schemas.openxmlformats.org/wordprocessingml/2006/main" w:ilvl="6">
+        <w:rFonts w:ascii="Wingdings" w:hAnsi="Wingdings" w:hint="default"/>
+      </w:rPr>
+    </w:lvl>
+    <w:lvl w:ilvl="6" w:tplc="B6567940">
       <w:start w:val="1"/>
       <w:numFmt w:val="bullet"/>
       <w:lvlText w:val=""/>
@@ -952,10 +1181,10 @@
         <w:ind w:left="5040" w:hanging="360"/>
       </w:pPr>
       <w:rPr>
-        <w:rFonts w:hint="default" w:ascii="Symbol" w:hAnsi="Symbol"/>
-      </w:rPr>
-    </w:lvl>
-    <w:lvl xmlns:w="http://schemas.openxmlformats.org/wordprocessingml/2006/main" w:ilvl="7">
+        <w:rFonts w:ascii="Symbol" w:hAnsi="Symbol" w:hint="default"/>
+      </w:rPr>
+    </w:lvl>
+    <w:lvl w:ilvl="7" w:tplc="F2A66C2E">
       <w:start w:val="1"/>
       <w:numFmt w:val="bullet"/>
       <w:lvlText w:val="o"/>
@@ -964,10 +1193,10 @@
         <w:ind w:left="5760" w:hanging="360"/>
       </w:pPr>
       <w:rPr>
-        <w:rFonts w:hint="default" w:ascii="Courier New" w:hAnsi="Courier New"/>
-      </w:rPr>
-    </w:lvl>
-    <w:lvl xmlns:w="http://schemas.openxmlformats.org/wordprocessingml/2006/main" w:ilvl="8">
+        <w:rFonts w:ascii="Courier New" w:hAnsi="Courier New" w:hint="default"/>
+      </w:rPr>
+    </w:lvl>
+    <w:lvl w:ilvl="8" w:tplc="83B88FB8">
       <w:start w:val="1"/>
       <w:numFmt w:val="bullet"/>
       <w:lvlText w:val=""/>
@@ -976,31 +1205,189 @@
         <w:ind w:left="6480" w:hanging="360"/>
       </w:pPr>
       <w:rPr>
-        <w:rFonts w:hint="default" w:ascii="Wingdings" w:hAnsi="Wingdings"/>
+        <w:rFonts w:ascii="Wingdings" w:hAnsi="Wingdings" w:hint="default"/>
       </w:rPr>
     </w:lvl>
   </w:abstractNum>
-  <w:num w:numId="4">
+  <w:abstractNum w:abstractNumId="6" w15:restartNumberingAfterBreak="0">
+    <w:nsid w:val="7D3536F7"/>
+    <w:multiLevelType w:val="multilevel"/>
+    <w:tmpl w:val="E474FCC8"/>
+    <w:lvl w:ilvl="0">
+      <w:start w:val="1"/>
+      <w:numFmt w:val="bullet"/>
+      <w:lvlText w:val=""/>
+      <w:lvlJc w:val="left"/>
+      <w:pPr>
+        <w:tabs>
+          <w:tab w:val="num" w:pos="720"/>
+        </w:tabs>
+        <w:ind w:left="720" w:hanging="360"/>
+      </w:pPr>
+      <w:rPr>
+        <w:rFonts w:ascii="Symbol" w:hAnsi="Symbol" w:hint="default"/>
+        <w:sz w:val="20"/>
+      </w:rPr>
+    </w:lvl>
+    <w:lvl w:ilvl="1" w:tentative="1">
+      <w:start w:val="1"/>
+      <w:numFmt w:val="bullet"/>
+      <w:lvlText w:val="o"/>
+      <w:lvlJc w:val="left"/>
+      <w:pPr>
+        <w:tabs>
+          <w:tab w:val="num" w:pos="1440"/>
+        </w:tabs>
+        <w:ind w:left="1440" w:hanging="360"/>
+      </w:pPr>
+      <w:rPr>
+        <w:rFonts w:ascii="Courier New" w:hAnsi="Courier New" w:hint="default"/>
+        <w:sz w:val="20"/>
+      </w:rPr>
+    </w:lvl>
+    <w:lvl w:ilvl="2" w:tentative="1">
+      <w:start w:val="1"/>
+      <w:numFmt w:val="bullet"/>
+      <w:lvlText w:val=""/>
+      <w:lvlJc w:val="left"/>
+      <w:pPr>
+        <w:tabs>
+          <w:tab w:val="num" w:pos="2160"/>
+        </w:tabs>
+        <w:ind w:left="2160" w:hanging="360"/>
+      </w:pPr>
+      <w:rPr>
+        <w:rFonts w:ascii="Wingdings" w:hAnsi="Wingdings" w:hint="default"/>
+        <w:sz w:val="20"/>
+      </w:rPr>
+    </w:lvl>
+    <w:lvl w:ilvl="3" w:tentative="1">
+      <w:start w:val="1"/>
+      <w:numFmt w:val="bullet"/>
+      <w:lvlText w:val=""/>
+      <w:lvlJc w:val="left"/>
+      <w:pPr>
+        <w:tabs>
+          <w:tab w:val="num" w:pos="2880"/>
+        </w:tabs>
+        <w:ind w:left="2880" w:hanging="360"/>
+      </w:pPr>
+      <w:rPr>
+        <w:rFonts w:ascii="Wingdings" w:hAnsi="Wingdings" w:hint="default"/>
+        <w:sz w:val="20"/>
+      </w:rPr>
+    </w:lvl>
+    <w:lvl w:ilvl="4" w:tentative="1">
+      <w:start w:val="1"/>
+      <w:numFmt w:val="bullet"/>
+      <w:lvlText w:val=""/>
+      <w:lvlJc w:val="left"/>
+      <w:pPr>
+        <w:tabs>
+          <w:tab w:val="num" w:pos="3600"/>
+        </w:tabs>
+        <w:ind w:left="3600" w:hanging="360"/>
+      </w:pPr>
+      <w:rPr>
+        <w:rFonts w:ascii="Wingdings" w:hAnsi="Wingdings" w:hint="default"/>
+        <w:sz w:val="20"/>
+      </w:rPr>
+    </w:lvl>
+    <w:lvl w:ilvl="5" w:tentative="1">
+      <w:start w:val="1"/>
+      <w:numFmt w:val="bullet"/>
+      <w:lvlText w:val=""/>
+      <w:lvlJc w:val="left"/>
+      <w:pPr>
+        <w:tabs>
+          <w:tab w:val="num" w:pos="4320"/>
+        </w:tabs>
+        <w:ind w:left="4320" w:hanging="360"/>
+      </w:pPr>
+      <w:rPr>
+        <w:rFonts w:ascii="Wingdings" w:hAnsi="Wingdings" w:hint="default"/>
+        <w:sz w:val="20"/>
+      </w:rPr>
+    </w:lvl>
+    <w:lvl w:ilvl="6" w:tentative="1">
+      <w:start w:val="1"/>
+      <w:numFmt w:val="bullet"/>
+      <w:lvlText w:val=""/>
+      <w:lvlJc w:val="left"/>
+      <w:pPr>
+        <w:tabs>
+          <w:tab w:val="num" w:pos="5040"/>
+        </w:tabs>
+        <w:ind w:left="5040" w:hanging="360"/>
+      </w:pPr>
+      <w:rPr>
+        <w:rFonts w:ascii="Wingdings" w:hAnsi="Wingdings" w:hint="default"/>
+        <w:sz w:val="20"/>
+      </w:rPr>
+    </w:lvl>
+    <w:lvl w:ilvl="7" w:tentative="1">
+      <w:start w:val="1"/>
+      <w:numFmt w:val="bullet"/>
+      <w:lvlText w:val=""/>
+      <w:lvlJc w:val="left"/>
+      <w:pPr>
+        <w:tabs>
+          <w:tab w:val="num" w:pos="5760"/>
+        </w:tabs>
+        <w:ind w:left="5760" w:hanging="360"/>
+      </w:pPr>
+      <w:rPr>
+        <w:rFonts w:ascii="Wingdings" w:hAnsi="Wingdings" w:hint="default"/>
+        <w:sz w:val="20"/>
+      </w:rPr>
+    </w:lvl>
+    <w:lvl w:ilvl="8" w:tentative="1">
+      <w:start w:val="1"/>
+      <w:numFmt w:val="bullet"/>
+      <w:lvlText w:val=""/>
+      <w:lvlJc w:val="left"/>
+      <w:pPr>
+        <w:tabs>
+          <w:tab w:val="num" w:pos="6480"/>
+        </w:tabs>
+        <w:ind w:left="6480" w:hanging="360"/>
+      </w:pPr>
+      <w:rPr>
+        <w:rFonts w:ascii="Wingdings" w:hAnsi="Wingdings" w:hint="default"/>
+        <w:sz w:val="20"/>
+      </w:rPr>
+    </w:lvl>
+  </w:abstractNum>
+  <w:num w:numId="1" w16cid:durableId="2043553302">
+    <w:abstractNumId w:val="0"/>
+  </w:num>
+  <w:num w:numId="2" w16cid:durableId="1189369305">
+    <w:abstractNumId w:val="5"/>
+  </w:num>
+  <w:num w:numId="3" w16cid:durableId="618728207">
     <w:abstractNumId w:val="4"/>
   </w:num>
-  <w:num w:numId="3">
+  <w:num w:numId="4" w16cid:durableId="1932811320">
     <w:abstractNumId w:val="3"/>
   </w:num>
-  <w:num w:numId="2">
+  <w:num w:numId="5" w16cid:durableId="1312948296">
     <w:abstractNumId w:val="2"/>
   </w:num>
-  <w:num w:numId="1">
+  <w:num w:numId="6" w16cid:durableId="251547493">
+    <w:abstractNumId w:val="6"/>
+  </w:num>
+  <w:num w:numId="7" w16cid:durableId="3284702">
     <w:abstractNumId w:val="1"/>
   </w:num>
 </w:numbering>
 </file>
 
 <file path=word/styles.xml><?xml version="1.0" encoding="utf-8"?>
-<w:styles xmlns:wp14="http://schemas.microsoft.com/office/word/2010/wordprocessingDrawing" xmlns:mc="http://schemas.openxmlformats.org/markup-compatibility/2006" xmlns:r="http://schemas.openxmlformats.org/officeDocument/2006/relationships" xmlns:w="http://schemas.openxmlformats.org/wordprocessingml/2006/main" xmlns:w14="http://schemas.microsoft.com/office/word/2010/wordml" xmlns:w15="http://schemas.microsoft.com/office/word/2012/wordml" xmlns:w16se="http://schemas.microsoft.com/office/word/2015/wordml/symex" xmlns:w16cid="http://schemas.microsoft.com/office/word/2016/wordml/cid" xmlns:w16="http://schemas.microsoft.com/office/word/2018/wordml" xmlns:w16cex="http://schemas.microsoft.com/office/word/2018/wordml/cex" xmlns:w16sdtdh="http://schemas.microsoft.com/office/word/2020/wordml/sdtdatahash" xmlns:w16sdtfl="http://schemas.microsoft.com/office/word/2024/wordml/sdtformatlock" mc:Ignorable="w14 w15 wp14 w16se w16cid w16 w16cex w16sdtdh w16sdtfl">
+<w:styles xmlns:mc="http://schemas.openxmlformats.org/markup-compatibility/2006" xmlns:r="http://schemas.openxmlformats.org/officeDocument/2006/relationships" xmlns:w="http://schemas.openxmlformats.org/wordprocessingml/2006/main" xmlns:w14="http://schemas.microsoft.com/office/word/2010/wordml" xmlns:w15="http://schemas.microsoft.com/office/word/2012/wordml" xmlns:w16cex="http://schemas.microsoft.com/office/word/2018/wordml/cex" xmlns:w16cid="http://schemas.microsoft.com/office/word/2016/wordml/cid" xmlns:w16="http://schemas.microsoft.com/office/word/2018/wordml" xmlns:w16du="http://schemas.microsoft.com/office/word/2023/wordml/word16du" xmlns:w16sdtdh="http://schemas.microsoft.com/office/word/2020/wordml/sdtdatahash" xmlns:w16sdtfl="http://schemas.microsoft.com/office/word/2024/wordml/sdtformatlock" xmlns:w16se="http://schemas.microsoft.com/office/word/2015/wordml/symex" mc:Ignorable="w14 w15 w16se w16cid w16 w16cex w16sdtdh w16sdtfl w16du">
   <w:docDefaults>
     <w:rPrDefault>
       <w:rPr>
-        <w:rFonts w:asciiTheme="minorHAnsi" w:hAnsiTheme="minorHAnsi" w:eastAsiaTheme="minorEastAsia" w:cstheme="minorBidi"/>
+        <w:rFonts w:asciiTheme="minorHAnsi" w:eastAsiaTheme="minorEastAsia" w:hAnsiTheme="minorHAnsi" w:cstheme="minorBidi"/>
         <w:sz w:val="24"/>
         <w:szCs w:val="24"/>
         <w:lang w:val="en-US" w:eastAsia="ja-JP" w:bidi="ar-SA"/>
@@ -1012,17 +1399,17 @@
       </w:pPr>
     </w:pPrDefault>
   </w:docDefaults>
-  <w:latentStyles w:defLockedState="0" w:defUIPriority="99" w:defSemiHidden="0" w:defUnhideWhenUsed="0" w:defQFormat="0" w:count="371">
+  <w:latentStyles w:defLockedState="0" w:defUIPriority="99" w:defSemiHidden="0" w:defUnhideWhenUsed="0" w:defQFormat="0" w:count="376">
     <w:lsdException w:name="Normal" w:uiPriority="0" w:qFormat="1"/>
     <w:lsdException w:name="heading 1" w:uiPriority="9" w:qFormat="1"/>
-    <w:lsdException w:name="heading 2" w:uiPriority="9" w:semiHidden="1" w:unhideWhenUsed="1" w:qFormat="1"/>
-    <w:lsdException w:name="heading 3" w:uiPriority="9" w:semiHidden="1" w:unhideWhenUsed="1" w:qFormat="1"/>
-    <w:lsdException w:name="heading 4" w:uiPriority="9" w:semiHidden="1" w:unhideWhenUsed="1" w:qFormat="1"/>
-    <w:lsdException w:name="heading 5" w:uiPriority="9" w:semiHidden="1" w:unhideWhenUsed="1" w:qFormat="1"/>
-    <w:lsdException w:name="heading 6" w:uiPriority="9" w:semiHidden="1" w:unhideWhenUsed="1" w:qFormat="1"/>
-    <w:lsdException w:name="heading 7" w:uiPriority="9" w:semiHidden="1" w:unhideWhenUsed="1" w:qFormat="1"/>
-    <w:lsdException w:name="heading 8" w:uiPriority="9" w:semiHidden="1" w:unhideWhenUsed="1" w:qFormat="1"/>
-    <w:lsdException w:name="heading 9" w:uiPriority="9" w:semiHidden="1" w:unhideWhenUsed="1" w:qFormat="1"/>
+    <w:lsdException w:name="heading 2" w:semiHidden="1" w:uiPriority="9" w:unhideWhenUsed="1" w:qFormat="1"/>
+    <w:lsdException w:name="heading 3" w:semiHidden="1" w:uiPriority="9" w:unhideWhenUsed="1" w:qFormat="1"/>
+    <w:lsdException w:name="heading 4" w:semiHidden="1" w:uiPriority="9" w:unhideWhenUsed="1" w:qFormat="1"/>
+    <w:lsdException w:name="heading 5" w:semiHidden="1" w:uiPriority="9" w:unhideWhenUsed="1" w:qFormat="1"/>
+    <w:lsdException w:name="heading 6" w:semiHidden="1" w:uiPriority="9" w:unhideWhenUsed="1" w:qFormat="1"/>
+    <w:lsdException w:name="heading 7" w:semiHidden="1" w:uiPriority="9" w:unhideWhenUsed="1" w:qFormat="1"/>
+    <w:lsdException w:name="heading 8" w:semiHidden="1" w:uiPriority="9" w:unhideWhenUsed="1" w:qFormat="1"/>
+    <w:lsdException w:name="heading 9" w:semiHidden="1" w:uiPriority="9" w:unhideWhenUsed="1" w:qFormat="1"/>
     <w:lsdException w:name="index 1" w:semiHidden="1" w:unhideWhenUsed="1"/>
     <w:lsdException w:name="index 2" w:semiHidden="1" w:unhideWhenUsed="1"/>
     <w:lsdException w:name="index 3" w:semiHidden="1" w:unhideWhenUsed="1"/>
@@ -1032,22 +1419,22 @@
     <w:lsdException w:name="index 7" w:semiHidden="1" w:unhideWhenUsed="1"/>
     <w:lsdException w:name="index 8" w:semiHidden="1" w:unhideWhenUsed="1"/>
     <w:lsdException w:name="index 9" w:semiHidden="1" w:unhideWhenUsed="1"/>
-    <w:lsdException w:name="toc 1" w:uiPriority="39" w:semiHidden="1" w:unhideWhenUsed="1"/>
-    <w:lsdException w:name="toc 2" w:uiPriority="39" w:semiHidden="1" w:unhideWhenUsed="1"/>
-    <w:lsdException w:name="toc 3" w:uiPriority="39" w:semiHidden="1" w:unhideWhenUsed="1"/>
-    <w:lsdException w:name="toc 4" w:uiPriority="39" w:semiHidden="1" w:unhideWhenUsed="1"/>
-    <w:lsdException w:name="toc 5" w:uiPriority="39" w:semiHidden="1" w:unhideWhenUsed="1"/>
-    <w:lsdException w:name="toc 6" w:uiPriority="39" w:semiHidden="1" w:unhideWhenUsed="1"/>
-    <w:lsdException w:name="toc 7" w:uiPriority="39" w:semiHidden="1" w:unhideWhenUsed="1"/>
-    <w:lsdException w:name="toc 8" w:uiPriority="39" w:semiHidden="1" w:unhideWhenUsed="1"/>
-    <w:lsdException w:name="toc 9" w:uiPriority="39" w:semiHidden="1" w:unhideWhenUsed="1"/>
+    <w:lsdException w:name="toc 1" w:semiHidden="1" w:uiPriority="39" w:unhideWhenUsed="1"/>
+    <w:lsdException w:name="toc 2" w:semiHidden="1" w:uiPriority="39" w:unhideWhenUsed="1"/>
+    <w:lsdException w:name="toc 3" w:semiHidden="1" w:uiPriority="39" w:unhideWhenUsed="1"/>
+    <w:lsdException w:name="toc 4" w:semiHidden="1" w:uiPriority="39" w:unhideWhenUsed="1"/>
+    <w:lsdException w:name="toc 5" w:semiHidden="1" w:uiPriority="39" w:unhideWhenUsed="1"/>
+    <w:lsdException w:name="toc 6" w:semiHidden="1" w:uiPriority="39" w:unhideWhenUsed="1"/>
+    <w:lsdException w:name="toc 7" w:semiHidden="1" w:uiPriority="39" w:unhideWhenUsed="1"/>
+    <w:lsdException w:name="toc 8" w:semiHidden="1" w:uiPriority="39" w:unhideWhenUsed="1"/>
+    <w:lsdException w:name="toc 9" w:semiHidden="1" w:uiPriority="39" w:unhideWhenUsed="1"/>
     <w:lsdException w:name="Normal Indent" w:semiHidden="1" w:unhideWhenUsed="1"/>
     <w:lsdException w:name="footnote text" w:semiHidden="1" w:unhideWhenUsed="1"/>
     <w:lsdException w:name="annotation text" w:semiHidden="1" w:unhideWhenUsed="1"/>
     <w:lsdException w:name="header" w:semiHidden="1" w:unhideWhenUsed="1"/>
     <w:lsdException w:name="footer" w:semiHidden="1" w:unhideWhenUsed="1"/>
     <w:lsdException w:name="index heading" w:semiHidden="1" w:unhideWhenUsed="1"/>
-    <w:lsdException w:name="caption" w:uiPriority="35" w:semiHidden="1" w:unhideWhenUsed="1" w:qFormat="1"/>
+    <w:lsdException w:name="caption" w:semiHidden="1" w:uiPriority="35" w:unhideWhenUsed="1" w:qFormat="1"/>
     <w:lsdException w:name="table of figures" w:semiHidden="1" w:unhideWhenUsed="1"/>
     <w:lsdException w:name="envelope address" w:semiHidden="1" w:unhideWhenUsed="1"/>
     <w:lsdException w:name="envelope return" w:semiHidden="1" w:unhideWhenUsed="1"/>
@@ -1078,7 +1465,7 @@
     <w:lsdException w:name="Title" w:uiPriority="10" w:qFormat="1"/>
     <w:lsdException w:name="Closing" w:semiHidden="1" w:unhideWhenUsed="1"/>
     <w:lsdException w:name="Signature" w:semiHidden="1" w:unhideWhenUsed="1"/>
-    <w:lsdException w:name="Default Paragraph Font" w:uiPriority="1" w:semiHidden="1" w:unhideWhenUsed="1"/>
+    <w:lsdException w:name="Default Paragraph Font" w:semiHidden="1" w:uiPriority="1" w:unhideWhenUsed="1"/>
     <w:lsdException w:name="Body Text" w:semiHidden="1" w:unhideWhenUsed="1"/>
     <w:lsdException w:name="Body Text Indent" w:semiHidden="1" w:unhideWhenUsed="1"/>
     <w:lsdException w:name="List Continue" w:semiHidden="1" w:unhideWhenUsed="1"/>
@@ -1278,8 +1665,8 @@
     <w:lsdException w:name="Subtle Reference" w:uiPriority="31" w:qFormat="1"/>
     <w:lsdException w:name="Intense Reference" w:uiPriority="32" w:qFormat="1"/>
     <w:lsdException w:name="Book Title" w:uiPriority="33" w:qFormat="1"/>
-    <w:lsdException w:name="Bibliography" w:uiPriority="37" w:semiHidden="1" w:unhideWhenUsed="1"/>
-    <w:lsdException w:name="TOC Heading" w:uiPriority="39" w:semiHidden="1" w:unhideWhenUsed="1" w:qFormat="1"/>
+    <w:lsdException w:name="Bibliography" w:semiHidden="1" w:uiPriority="37" w:unhideWhenUsed="1"/>
+    <w:lsdException w:name="TOC Heading" w:semiHidden="1" w:uiPriority="39" w:unhideWhenUsed="1" w:qFormat="1"/>
     <w:lsdException w:name="Plain Table 1" w:uiPriority="41"/>
     <w:lsdException w:name="Plain Table 2" w:uiPriority="42"/>
     <w:lsdException w:name="Plain Table 3" w:uiPriority="43"/>
@@ -1384,18 +1771,84 @@
     <w:lsdException w:name="List Table 5 Dark Accent 6" w:uiPriority="50"/>
     <w:lsdException w:name="List Table 6 Colorful Accent 6" w:uiPriority="51"/>
     <w:lsdException w:name="List Table 7 Colorful Accent 6" w:uiPriority="52"/>
+    <w:lsdException w:name="Mention" w:semiHidden="1" w:unhideWhenUsed="1"/>
+    <w:lsdException w:name="Smart Hyperlink" w:semiHidden="1" w:unhideWhenUsed="1"/>
+    <w:lsdException w:name="Hashtag" w:semiHidden="1" w:unhideWhenUsed="1"/>
+    <w:lsdException w:name="Unresolved Mention" w:semiHidden="1" w:unhideWhenUsed="1"/>
+    <w:lsdException w:name="Smart Link" w:semiHidden="1" w:unhideWhenUsed="1"/>
   </w:latentStyles>
-  <w:style w:type="paragraph" w:styleId="Normal" w:default="1">
+  <w:style w:type="paragraph" w:default="1" w:styleId="Normal">
     <w:name w:val="Normal"/>
     <w:qFormat/>
   </w:style>
-  <w:style w:type="character" w:styleId="DefaultParagraphFont" w:default="1">
+  <w:style w:type="paragraph" w:styleId="Heading1">
+    <w:name w:val="heading 1"/>
+    <w:basedOn w:val="Normal"/>
+    <w:next w:val="Normal"/>
+    <w:uiPriority w:val="9"/>
+    <w:qFormat/>
+    <w:rsid w:val="761BA561"/>
+    <w:pPr>
+      <w:keepNext/>
+      <w:keepLines/>
+      <w:spacing w:before="360" w:after="80"/>
+      <w:outlineLvl w:val="0"/>
+    </w:pPr>
+    <w:rPr>
+      <w:rFonts w:asciiTheme="majorHAnsi" w:eastAsiaTheme="majorEastAsia" w:hAnsiTheme="majorHAnsi" w:cstheme="majorBidi"/>
+      <w:color w:val="0F4761" w:themeColor="accent1" w:themeShade="BF"/>
+      <w:sz w:val="40"/>
+      <w:szCs w:val="40"/>
+    </w:rPr>
+  </w:style>
+  <w:style w:type="paragraph" w:styleId="Heading2">
+    <w:name w:val="heading 2"/>
+    <w:basedOn w:val="Normal"/>
+    <w:next w:val="Normal"/>
+    <w:uiPriority w:val="9"/>
+    <w:unhideWhenUsed/>
+    <w:qFormat/>
+    <w:rsid w:val="761BA561"/>
+    <w:pPr>
+      <w:keepNext/>
+      <w:keepLines/>
+      <w:spacing w:before="160" w:after="80"/>
+      <w:outlineLvl w:val="1"/>
+    </w:pPr>
+    <w:rPr>
+      <w:rFonts w:asciiTheme="majorHAnsi" w:eastAsiaTheme="majorEastAsia" w:hAnsiTheme="majorHAnsi" w:cstheme="majorBidi"/>
+      <w:color w:val="0F4761" w:themeColor="accent1" w:themeShade="BF"/>
+      <w:sz w:val="32"/>
+      <w:szCs w:val="32"/>
+    </w:rPr>
+  </w:style>
+  <w:style w:type="paragraph" w:styleId="Heading3">
+    <w:name w:val="heading 3"/>
+    <w:basedOn w:val="Normal"/>
+    <w:next w:val="Normal"/>
+    <w:uiPriority w:val="9"/>
+    <w:unhideWhenUsed/>
+    <w:qFormat/>
+    <w:rsid w:val="761BA561"/>
+    <w:pPr>
+      <w:keepNext/>
+      <w:keepLines/>
+      <w:spacing w:before="160" w:after="80"/>
+      <w:outlineLvl w:val="2"/>
+    </w:pPr>
+    <w:rPr>
+      <w:rFonts w:eastAsiaTheme="majorEastAsia" w:cstheme="majorBidi"/>
+      <w:color w:val="0F4761" w:themeColor="accent1" w:themeShade="BF"/>
+      <w:sz w:val="28"/>
+      <w:szCs w:val="28"/>
+    </w:rPr>
+  </w:style>
+  <w:style w:type="character" w:default="1" w:styleId="DefaultParagraphFont">
     <w:name w:val="Default Paragraph Font"/>
     <w:uiPriority w:val="1"/>
-    <w:semiHidden/>
     <w:unhideWhenUsed/>
   </w:style>
-  <w:style w:type="table" w:styleId="TableNormal" w:default="1">
+  <w:style w:type="table" w:default="1" w:styleId="TableNormal">
     <w:name w:val="Normal Table"/>
     <w:uiPriority w:val="99"/>
     <w:semiHidden/>
@@ -1410,91 +1863,39 @@
       </w:tblCellMar>
     </w:tblPr>
   </w:style>
-  <w:style w:type="numbering" w:styleId="NoList" w:default="1">
+  <w:style w:type="numbering" w:default="1" w:styleId="NoList">
     <w:name w:val="No List"/>
     <w:uiPriority w:val="99"/>
     <w:semiHidden/>
     <w:unhideWhenUsed/>
   </w:style>
-  <w:style w:type="paragraph" w:styleId="Heading1">
-    <w:uiPriority w:val="9"/>
-    <w:name w:val="heading 1"/>
-    <w:basedOn w:val="Normal"/>
-    <w:next w:val="Normal"/>
-    <w:qFormat/>
-    <w:rsid w:val="761BA561"/>
-    <w:rPr>
-      <w:rFonts w:ascii="Aptos Display" w:hAnsi="Aptos Display" w:eastAsia="" w:cs="" w:asciiTheme="majorAscii" w:hAnsiTheme="majorAscii" w:eastAsiaTheme="majorEastAsia" w:cstheme="majorBidi"/>
-      <w:color w:val="0F4761" w:themeColor="accent1" w:themeTint="FF" w:themeShade="BF"/>
-      <w:sz w:val="40"/>
-      <w:szCs w:val="40"/>
-    </w:rPr>
-    <w:pPr>
-      <w:keepNext w:val="1"/>
-      <w:keepLines w:val="1"/>
-      <w:spacing w:before="360" w:after="80"/>
-      <w:outlineLvl w:val="0"/>
-    </w:pPr>
-  </w:style>
-  <w:style w:type="paragraph" w:styleId="Heading2">
-    <w:uiPriority w:val="9"/>
-    <w:name w:val="heading 2"/>
-    <w:basedOn w:val="Normal"/>
-    <w:next w:val="Normal"/>
-    <w:unhideWhenUsed/>
-    <w:qFormat/>
-    <w:rsid w:val="761BA561"/>
-    <w:rPr>
-      <w:rFonts w:ascii="Aptos Display" w:hAnsi="Aptos Display" w:eastAsia="" w:cs="" w:asciiTheme="majorAscii" w:hAnsiTheme="majorAscii" w:eastAsiaTheme="majorEastAsia" w:cstheme="majorBidi"/>
-      <w:color w:val="0F4761" w:themeColor="accent1" w:themeTint="FF" w:themeShade="BF"/>
-      <w:sz w:val="32"/>
-      <w:szCs w:val="32"/>
-    </w:rPr>
-    <w:pPr>
-      <w:keepNext w:val="1"/>
-      <w:keepLines w:val="1"/>
-      <w:spacing w:before="160" w:after="80"/>
-      <w:outlineLvl w:val="1"/>
-    </w:pPr>
-  </w:style>
-  <w:style w:type="paragraph" w:styleId="Heading3">
-    <w:uiPriority w:val="9"/>
-    <w:name w:val="heading 3"/>
-    <w:basedOn w:val="Normal"/>
-    <w:next w:val="Normal"/>
-    <w:unhideWhenUsed/>
-    <w:qFormat/>
-    <w:rsid w:val="761BA561"/>
-    <w:rPr>
-      <w:rFonts w:eastAsia="" w:cs="" w:eastAsiaTheme="majorEastAsia" w:cstheme="majorBidi"/>
-      <w:color w:val="0F4761" w:themeColor="accent1" w:themeTint="FF" w:themeShade="BF"/>
-      <w:sz w:val="28"/>
-      <w:szCs w:val="28"/>
-    </w:rPr>
-    <w:pPr>
-      <w:keepNext w:val="1"/>
-      <w:keepLines w:val="1"/>
-      <w:spacing w:before="160" w:after="80"/>
-      <w:outlineLvl w:val="2"/>
-    </w:pPr>
-  </w:style>
   <w:style w:type="paragraph" w:styleId="ListParagraph">
-    <w:uiPriority w:val="34"/>
     <w:name w:val="List Paragraph"/>
     <w:basedOn w:val="Normal"/>
+    <w:uiPriority w:val="34"/>
     <w:qFormat/>
     <w:rsid w:val="761BA561"/>
     <w:pPr>
-      <w:spacing/>
       <w:ind w:left="720"/>
       <w:contextualSpacing/>
     </w:pPr>
+  </w:style>
+  <w:style w:type="paragraph" w:styleId="NormalWeb">
+    <w:name w:val="Normal (Web)"/>
+    <w:basedOn w:val="Normal"/>
+    <w:uiPriority w:val="99"/>
+    <w:semiHidden/>
+    <w:unhideWhenUsed/>
+    <w:rsid w:val="00E26971"/>
+    <w:rPr>
+      <w:rFonts w:ascii="Times New Roman" w:hAnsi="Times New Roman" w:cs="Times New Roman"/>
+    </w:rPr>
   </w:style>
 </w:styles>
 </file>
 
 <file path=word/theme/theme1.xml><?xml version="1.0" encoding="utf-8"?>
-<a:theme xmlns:thm15="http://schemas.microsoft.com/office/thememl/2012/main" xmlns:a="http://schemas.openxmlformats.org/drawingml/2006/main" name="Office Theme">
+<a:theme xmlns:a="http://schemas.openxmlformats.org/drawingml/2006/main" name="Office Theme">
   <a:themeElements>
     <a:clrScheme name="Office">
       <a:dk1>
